--- a/MetaBCIWebGame/测试说明.docx
+++ b/MetaBCIWebGame/测试说明.docx
@@ -486,7 +486,7 @@
         <w:t xml:space="preserve">4.3 </w:t>
       </w:r>
       <w:r>
-        <w:t>核心解码模块测试</w:t>
+        <w:t>核心解码模块（含在线归一化与自适应阈值验证）测试</w:t>
       </w:r>
       <w:r>
         <w:tab/>
@@ -508,6 +508,67 @@
       </w:r>
       <w:r>
         <w:fldChar w:fldCharType="end"/>
+      </w:r>
+    </w:p>
+    <w:p w14:paraId="DISTSHIFT01">
+      <w:pPr>
+        <w:pStyle w:val="11"/>
+        <w:ind w:left="0" w:leftChars="0" w:firstLine="480"/>
+        <w:rPr>
+          <w:rFonts w:hint="eastAsia"/>
+        </w:rPr>
+      </w:pPr>
+      <w:r>
+        <w:rPr>
+          <w:rFonts w:hint="eastAsia"/>
+          <w:b/>
+        </w:rPr>
+        <w:t>测试项：在线归一化与自适应阈值验证</w:t>
+      </w:r>
+    </w:p>
+    <w:p w14:paraId="DISTSHIFT02">
+      <w:pPr>
+        <w:pStyle w:val="11"/>
+        <w:ind w:left="0" w:leftChars="0" w:firstLine="480"/>
+        <w:rPr>
+          <w:rFonts w:hint="eastAsia"/>
+        </w:rPr>
+      </w:pPr>
+      <w:r>
+        <w:rPr>
+          <w:rFonts w:hint="eastAsia"/>
+        </w:rPr>
+        <w:t>测试目的：验证解码器在线EMA z-score归一化和自适应阈值功能在离线回放中正常运行，对抗实验环境到游戏场景的分布偏移。</w:t>
+      </w:r>
+    </w:p>
+    <w:p w14:paraId="DISTSHIFT03">
+      <w:pPr>
+        <w:pStyle w:val="11"/>
+        <w:ind w:left="0" w:leftChars="0" w:firstLine="480"/>
+        <w:rPr>
+          <w:rFonts w:hint="eastAsia"/>
+        </w:rPr>
+      </w:pPr>
+      <w:r>
+        <w:rPr>
+          <w:rFonts w:hint="eastAsia"/>
+        </w:rPr>
+        <w:t>测试路径：启动 python main.py，浏览器打开 static/index.html，点击"开始演示"。</w:t>
+      </w:r>
+    </w:p>
+    <w:p w14:paraId="DISTSHIFT04">
+      <w:pPr>
+        <w:pStyle w:val="11"/>
+        <w:ind w:left="0" w:leftChars="0" w:firstLine="480"/>
+        <w:rPr>
+          <w:rFonts w:hint="eastAsia"/>
+        </w:rPr>
+      </w:pPr>
+      <w:r>
+        <w:rPr>
+          <w:rFonts w:hint="eastAsia"/>
+        </w:rPr>
+        <w:t>预期结果：后端日志输出 "[GWDecoder] 在线归一化: 开, 自适应阈值: 开"，演示准确率显著提升（典型值 &gt;90%）。</w:t>
       </w:r>
     </w:p>
     <w:p>
@@ -2354,7 +2415,7 @@
           <w:sz w:val="24"/>
           <w:szCs w:val="24"/>
         </w:rPr>
-        <w:t>├── growing_window_decoder.py        Growing Window动态停止解码器</w:t>
+        <w:t>├── growing_window_decoder.py        Growing Window动态停止解码器（含在线EMA归一化+自适应阈值，对抗分布偏移）</w:t>
       </w:r>
     </w:p>
     <w:p>
@@ -7180,7 +7241,7 @@
         <w:t xml:space="preserve">4.3 </w:t>
       </w:r>
       <w:r>
-        <w:t>核心解码模块测试</w:t>
+        <w:t>核心解码模块（含在线归一化与自适应阈值验证）测试</w:t>
       </w:r>
       <w:bookmarkEnd w:id="9"/>
     </w:p>
@@ -13592,6 +13653,21 @@
           <w:szCs w:val="24"/>
         </w:rPr>
         <w:t>服务停止：WebSocket 服务器支持 Ctrl+C 优雅退出；前端断开连接后，后端会自动清理所有状态。若需强制停止，可执行 `pkill -f main.py`（Linux/macOS）或关闭终端窗口（Windows）。</w:t>
+      </w:r>
+    </w:p>
+    <w:p w14:paraId="DISTNOTE01">
+      <w:pPr>
+        <w:pStyle w:val="11"/>
+        <w:ind w:left="0" w:leftChars="0" w:firstLine="480"/>
+        <w:rPr>
+          <w:rFonts w:hint="eastAsia"/>
+        </w:rPr>
+      </w:pPr>
+      <w:r>
+        <w:rPr>
+          <w:rFonts w:hint="eastAsia"/>
+        </w:rPr>
+        <w:t>分布偏移说明：训练数据来自严格受控的实验环境（固定试次、被动注视），而游戏场景中用户主动决策、视觉场景更复杂、肌肉活动增多。解码器内置了在线EMA z-score归一化和自适应阈值来对抗这种偏移，滤波器频带已从窄带[15.5,17.5]Hz改为宽带[7,18]Hz公平覆盖全部四个SSVEP频率（8.25/11.0/13.75/16.5Hz）。进一步优化可运行增强版train_self_model.py（含频率抖动、眨眼伪迹注入、时间偏移等六种增强策略）重新训练模型。</w:t>
       </w:r>
     </w:p>
     <w:p>

--- a/MetaBCIWebGame/测试说明.docx
+++ b/MetaBCIWebGame/测试说明.docx
@@ -538,7 +538,7 @@
         <w:rPr>
           <w:rFonts w:hint="eastAsia"/>
         </w:rPr>
-        <w:t>测试目的：验证解码器在线EMA z-score归一化和自适应阈值功能在离线回放中正常运行，对抗实验环境到游戏场景的分布偏移。</w:t>
+        <w:t>测试目的：验证解码器在线EMA去均值归一化和自适应阈值功能在离线回放中正常运行，对抗实验环境到游戏场景的分布偏移。</w:t>
       </w:r>
     </w:p>
     <w:p w14:paraId="DISTSHIFT03">
@@ -2415,7 +2415,7 @@
           <w:sz w:val="24"/>
           <w:szCs w:val="24"/>
         </w:rPr>
-        <w:t>├── growing_window_decoder.py        Growing Window动态停止解码器（含在线EMA归一化+自适应阈值，对抗分布偏移）</w:t>
+        <w:t>├── growing_window_decoder.py        Growing Window动态停止解码器（含在线EMA去均值+自适应阈值，对抗分布偏移）</w:t>
       </w:r>
     </w:p>
     <w:p>
@@ -13667,7 +13667,7 @@
         <w:rPr>
           <w:rFonts w:hint="eastAsia"/>
         </w:rPr>
-        <w:t>分布偏移说明：训练数据来自严格受控的实验环境（固定试次、被动注视），而游戏场景中用户主动决策、视觉场景更复杂、肌肉活动增多。解码器内置了在线EMA z-score归一化和自适应阈值来对抗这种偏移，滤波器频带已从窄带[15.5,17.5]Hz改为宽带[7,18]Hz公平覆盖全部四个SSVEP频率（8.25/11.0/13.75/16.5Hz）。进一步优化可运行增强版train_self_model.py（含频率抖动、眨眼伪迹注入、时间偏移等六种增强策略）重新训练模型。</w:t>
+        <w:t>分布偏移说明：训练数据来自严格受控的实验环境（固定试次、被动注视），而游戏场景中用户主动决策、视觉场景更复杂、肌肉活动增多。解码器内置了在线EMA去均值归一化和自适应阈值来对抗这种偏移，滤波器频带已从窄带[15.5,17.5]Hz改为宽带[7,22]Hz公平覆盖全部四个SSVEP频率（8.25/11.0/13.75/16.5Hz）。进一步优化可运行增强版train_self_model.py（含频率抖动、眨眼伪迹注入、时间偏移等六种增强策略）重新训练模型。</w:t>
       </w:r>
     </w:p>
     <w:p>

--- a/MetaBCIWebGame/测试说明.docx
+++ b/MetaBCIWebGame/测试说明.docx
@@ -2300,7 +2300,19 @@
         <w:rPr>
           <w:rFonts w:hint="eastAsia"/>
         </w:rPr>
-        <w:t>pip install metabci numpy scipy scikit-learn joblib websockets psychopy pillow</w:t>
+        <w:t># 方式一：使用项目配套 requirements.txt（推荐）
+pip install -r requirements.txt
+# 方式二：手动安装核心依赖
+pip install numpy scipy scikit-learn joblib websockets
+# 前置条件：MetaBCI 库路径配置
+MetaBCI 不作为 pip 包提供，需克隆到本项目同级目录。
+如使用其他路径，请修改 websocket_server.py 中的 _METABCI_ROOT 变量。
+# 可选：硬件采集（如仅离线演示可跳过）
+pip install pyserial
+# 可选：实验采集脚本
+pip install psychopy&gt;=2022.1
+# 可选：模型训练脚本
+pip install torch&gt;=1.7.1 mne&gt;=0.21 mat73 pandas h5py</w:t>
       </w:r>
     </w:p>
     <w:p>

--- a/MetaBCIWebGame/测试说明.docx
+++ b/MetaBCIWebGame/测试说明.docx
@@ -17,7 +17,7 @@
 pip install psychopy>=2022.1
 
 # 可选：模型训练脚本
-pip install torch>=1.7.1 mne>=0.21 mat73 pandas h5py</w:t></w:r></w:p><w:p><w:pPr><w:pStyle w:val="2"/><w:keepNext/><w:numPr><w:numId w:val="0"/></w:numPr><w:ind w:leftChars="0"/><w:rPr><w:b w:val="0"/><w:bdr w:val="none" w:sz="0" w:space="0"/></w:rPr></w:pPr><w:bookmarkStart w:id="5" w:name="_Toc13851"/><w:r><w:rPr><w:rFonts w:hint="eastAsia"/><w:lang w:eastAsia="zh-CN"/></w:rPr><w:t xml:space="preserve">3. </w:t></w:r><w:r><w:t>代码目录结构</w:t></w:r><w:bookmarkEnd w:id="5"/></w:p><w:p><w:pPr><w:pStyle w:val="11"/><w:rPr><w:rFonts w:ascii="Times New Roman" w:hAnsi="Times New Roman" w:eastAsia="宋体" w:cs="Times New Roman"/><w:sz w:val="24"/><w:szCs w:val="24"/></w:rPr></w:pPr><w:r><w:rPr><w:rFonts w:ascii="Times New Roman" w:hAnsi="Times New Roman" w:eastAsia="宋体" w:cs="Times New Roman"/><w:sz w:val="24"/><w:szCs w:val="24"/></w:rPr><w:t>项目仓库根目录为 `MetaBCIWebGame/`，其下主要文件及目录如下：</w:t></w:r></w:p><w:p><w:pPr><w:rPr><w:rFonts w:hint="eastAsia"/></w:rPr></w:pPr></w:p><w:p><w:pPr><w:rPr><w:rFonts w:hint="eastAsia"/></w:rPr></w:pPr><w:r><w:rPr><w:rFonts w:hint="eastAsia"/></w:rPr><w:t>MetaBCIWebGame/</w:t></w:r></w:p><w:p><w:pPr><w:rPr><w:rFonts w:hint="eastAsia"/></w:rPr></w:pPr><w:r><w:rPr><w:rFonts w:hint="eastAsia"/></w:rPr><w:t>├── main.py                            WebSocket服务器启动入口</w:t></w:r></w:p><w:p><w:pPr><w:pStyle w:val="11"/><w:ind w:left="0" w:leftChars="0" w:firstLine="0" w:firstLineChars="0"/><w:rPr><w:rFonts w:ascii="Times New Roman" w:hAnsi="Times New Roman" w:eastAsia="宋体" w:cs="Times New Roman"/><w:sz w:val="24"/><w:szCs w:val="24"/></w:rPr></w:pPr><w:r><w:rPr><w:rFonts w:ascii="Times New Roman" w:hAnsi="Times New Roman" w:eastAsia="宋体" w:cs="Times New Roman"/><w:sz w:val="24"/><w:szCs w:val="24"/></w:rPr><w:t>├── websocket_server.py               WebSocket服务端（从 metabci.brainda/brainflow 导入核心模块）</w:t></w:r></w:p><w:p><w:pPr><w:pStyle w:val="11"/><w:ind w:left="0" w:leftChars="0" w:firstLine="0" w:firstLineChars="0"/><w:rPr><w:rFonts w:ascii="Times New Roman" w:hAnsi="Times New Roman" w:eastAsia="宋体" w:cs="Times New Roman"/><w:sz w:val="24"/><w:szCs w:val="24"/></w:rPr></w:pPr><w:r><w:rPr><w:rFonts w:ascii="Times New Roman" w:hAnsi="Times New Roman" w:eastAsia="宋体" w:cs="Times New Roman"/><w:sz w:val="24"/><w:szCs w:val="24"/></w:rPr><w:t>├── （growing_window_decoder 已从本地删除（代码仅存在于 MetaBCI 框架中））</w:t></w:r></w:p><w:p><w:pPr><w:rPr><w:rFonts w:hint="eastAsia"/></w:rPr></w:pPr><w:r><w:rPr><w:rFonts w:hint="eastAsia"/></w:rPr><w:t xml:space="preserve">├── （advanced_voter 已移入 MetaBCI，见下方集成结构）                  </w:t></w:r><w:r><w:rPr><w:rFonts w:hint="eastAsia"/><w:lang w:val="en-US" w:eastAsia="zh-CN"/></w:rPr><w:t xml:space="preserve">  </w:t></w:r><w:r><w:rPr><w:rFonts w:hint="eastAsia"/></w:rPr><w:t>自适应投票器</w:t></w:r></w:p><w:p><w:pPr><w:pStyle w:val="11"/><w:ind w:left="0" w:leftChars="0" w:firstLine="0" w:firstLineChars="0"/><w:rPr><w:rFonts w:ascii="Times New Roman" w:hAnsi="Times New Roman" w:eastAsia="宋体" w:cs="Times New Roman"/><w:sz w:val="24"/><w:szCs w:val="24"/></w:rPr></w:pPr><w:r><w:rPr><w:rFonts w:ascii="Times New Roman" w:hAnsi="Times New Roman" w:eastAsia="宋体" w:cs="Times New Roman"/><w:sz w:val="24"/><w:szCs w:val="24"/></w:rPr><w:t>├── online_decode.py                  在线解码器（兼容旧版，实际使用 MetaBCI 版本）</w:t></w:r></w:p><w:p><w:pPr><w:pStyle w:val="11"/><w:ind w:left="0" w:leftChars="0" w:firstLine="0" w:firstLineChars="0"/><w:rPr><w:rFonts w:ascii="Times New Roman" w:hAnsi="Times New Roman" w:eastAsia="宋体" w:cs="Times New Roman"/><w:sz w:val="24"/><w:szCs w:val="24"/></w:rPr></w:pPr><w:r><w:rPr><w:rFonts w:ascii="Times New Roman" w:hAnsi="Times New Roman" w:eastAsia="宋体" w:cs="Times New Roman"/><w:sz w:val="24"/><w:szCs w:val="24"/></w:rPr><w:t xml:space="preserve">├── data_acquisition.py（导入 brainflow.ProcessWorker）                </w:t></w:r><w:r><w:rPr><w:rFonts w:hint="eastAsia" w:cs="Times New Roman"/><w:sz w:val="24"/><w:szCs w:val="24"/><w:lang w:val="en-US" w:eastAsia="zh-CN"/></w:rPr><w:t xml:space="preserve"> </w:t></w:r><w:r><w:rPr><w:rFonts w:ascii="Times New Roman" w:hAnsi="Times New Roman" w:eastAsia="宋体" w:cs="Times New Roman"/><w:sz w:val="24"/><w:szCs w:val="24"/></w:rPr><w:t>EEG采集封装</w:t></w:r></w:p><w:p><w:pPr><w:pStyle w:val="11"/><w:ind w:left="0" w:leftChars="0" w:firstLine="0" w:firstLineChars="0"/><w:rPr><w:rFonts w:ascii="Times New Roman" w:hAnsi="Times New Roman" w:eastAsia="宋体" w:cs="Times New Roman"/><w:sz w:val="24"/><w:szCs w:val="24"/></w:rPr></w:pPr><w:r><w:rPr><w:rFonts w:ascii="Times New Roman" w:hAnsi="Times New Roman" w:eastAsia="宋体" w:cs="Times New Roman"/><w:sz w:val="24"/><w:szCs w:val="24"/></w:rPr><w:t>├── neuracle_api.py                    Neuracle数据转发API</w:t></w:r></w:p><w:p><w:pPr><w:pStyle w:val="11"/><w:ind w:left="0" w:leftChars="0" w:firstLine="0" w:firstLineChars="0"/><w:rPr><w:rFonts w:ascii="Times New Roman" w:hAnsi="Times New Roman" w:eastAsia="宋体" w:cs="Times New Roman"/><w:sz w:val="24"/><w:szCs w:val="24"/></w:rPr></w:pPr><w:r><w:rPr><w:rFonts w:ascii="Times New Roman" w:hAnsi="Times New Roman" w:eastAsia="宋体" w:cs="Times New Roman"/><w:sz w:val="24"/><w:szCs w:val="24"/></w:rPr><w:t>├── run_ssvep_experiment.py            PsychoPy离线采集程序</w:t></w:r></w:p><w:p><w:pPr><w:pStyle w:val="11"/><w:ind w:left="0" w:leftChars="0" w:firstLine="0" w:firstLineChars="0"/><w:rPr><w:rFonts w:ascii="Times New Roman" w:hAnsi="Times New Roman" w:eastAsia="宋体" w:cs="Times New Roman"/><w:sz w:val="24"/><w:szCs w:val="24"/></w:rPr></w:pPr><w:r><w:rPr><w:rFonts w:ascii="Times New Roman" w:hAnsi="Times New Roman" w:eastAsia="宋体" w:cs="Times New Roman"/><w:sz w:val="24"/><w:szCs w:val="24"/></w:rPr><w:t xml:space="preserve">├── extract_with_hw_trigger.py         </w:t></w:r><w:r><w:rPr><w:rFonts w:hint="eastAsia" w:cs="Times New Roman"/><w:sz w:val="24"/><w:szCs w:val="24"/><w:lang w:val="en-US" w:eastAsia="zh-CN"/></w:rPr><w:t xml:space="preserve"> </w:t></w:r><w:r><w:rPr><w:rFonts w:ascii="Times New Roman" w:hAnsi="Times New Roman" w:eastAsia="宋体" w:cs="Times New Roman"/><w:sz w:val="24"/><w:szCs w:val="24"/></w:rPr><w:t>硬件触发数据分割工具</w:t></w:r></w:p><w:p><w:pPr><w:pStyle w:val="11"/><w:ind w:left="0" w:leftChars="0" w:firstLine="0" w:firstLineChars="0"/><w:rPr><w:rFonts w:ascii="Times New Roman" w:hAnsi="Times New Roman" w:eastAsia="宋体" w:cs="Times New Roman"/><w:sz w:val="24"/><w:szCs w:val="24"/></w:rPr></w:pPr><w:r><w:rPr><w:rFonts w:ascii="Times New Roman" w:hAnsi="Times New Roman" w:eastAsia="宋体" w:cs="Times New Roman"/><w:sz w:val="24"/><w:szCs w:val="24"/></w:rPr><w:t>├── train_self_model.py                单模型训练脚本</w:t></w:r></w:p><w:p><w:pPr><w:pStyle w:val="11"/><w:ind w:left="0" w:leftChars="0" w:firstLine="0" w:firstLineChars="0"/><w:rPr><w:rFonts w:ascii="Times New Roman" w:hAnsi="Times New Roman" w:eastAsia="宋体" w:cs="Times New Roman"/><w:sz w:val="24"/><w:szCs w:val="24"/></w:rPr></w:pPr><w:r><w:rPr><w:rFonts w:ascii="Times New Roman" w:hAnsi="Times New Roman" w:eastAsia="宋体" w:cs="Times New Roman"/><w:sz w:val="24"/><w:szCs w:val="24"/></w:rPr><w:t>├── train_growing_window_models.py    多窗口长度模型训练</w:t></w:r></w:p><w:p><w:pPr><w:pStyle w:val="11"/><w:ind w:left="0" w:leftChars="0" w:firstLine="0" w:firstLineChars="0"/><w:rPr><w:rFonts w:ascii="Times New Roman" w:hAnsi="Times New Roman" w:eastAsia="宋体" w:cs="Times New Roman"/><w:sz w:val="24"/><w:szCs w:val="24"/></w:rPr></w:pPr><w:r><w:rPr><w:rFonts w:ascii="Times New Roman" w:hAnsi="Times New Roman" w:eastAsia="宋体" w:cs="Times New Roman"/><w:sz w:val="24"/><w:szCs w:val="24"/></w:rPr><w:t>├── eval_growing_window.py            阈值搜索与性能评估</w:t></w:r></w:p><w:p><w:pPr><w:pStyle w:val="11"/><w:ind w:left="0" w:leftChars="0" w:firstLine="0" w:firstLineChars="0"/><w:rPr><w:rFonts w:ascii="Times New Roman" w:hAnsi="Times New Roman" w:eastAsia="宋体" w:cs="Times New Roman"/><w:sz w:val="24"/><w:szCs w:val="24"/></w:rPr></w:pPr><w:r><w:rPr><w:rFonts w:ascii="Times New Roman" w:hAnsi="Times New Roman" w:eastAsia="宋体" w:cs="Times New Roman"/><w:sz w:val="24"/><w:szCs w:val="24"/></w:rPr><w:t xml:space="preserve">├── validate_threshold_robustness.py   </w:t></w:r><w:r><w:rPr><w:rFonts w:hint="eastAsia" w:cs="Times New Roman"/><w:sz w:val="24"/><w:szCs w:val="24"/><w:lang w:val="en-US" w:eastAsia="zh-CN"/></w:rPr><w:t xml:space="preserve">   </w:t></w:r><w:r><w:rPr><w:rFonts w:ascii="Times New Roman" w:hAnsi="Times New Roman" w:eastAsia="宋体" w:cs="Times New Roman"/><w:sz w:val="24"/><w:szCs w:val="24"/></w:rPr><w:t>参数鲁棒性验证</w:t></w:r></w:p><w:p><w:pPr><w:pStyle w:val="11"/><w:ind w:left="0" w:leftChars="0" w:firstLine="0" w:firstLineChars="0"/><w:rPr><w:rFonts w:ascii="Times New Roman" w:hAnsi="Times New Roman" w:eastAsia="宋体" w:cs="Times New Roman"/><w:sz w:val="24"/><w:szCs w:val="24"/></w:rPr></w:pPr><w:r><w:rPr><w:rFonts w:ascii="Times New Roman" w:hAnsi="Times New Roman" w:eastAsia="宋体" w:cs="Times New Roman"/><w:sz w:val="24"/><w:szCs w:val="24"/></w:rPr><w:t xml:space="preserve">├── eval_offset_tolerance.py           </w:t></w:r><w:r><w:rPr><w:rFonts w:hint="eastAsia" w:cs="Times New Roman"/><w:sz w:val="24"/><w:szCs w:val="24"/><w:lang w:val="en-US" w:eastAsia="zh-CN"/></w:rPr><w:t xml:space="preserve">  </w:t></w:r><w:r><w:rPr><w:rFonts w:ascii="Times New Roman" w:hAnsi="Times New Roman" w:eastAsia="宋体" w:cs="Times New Roman"/><w:sz w:val="24"/><w:szCs w:val="24"/></w:rPr><w:t>时间偏移容忍度测试</w:t></w:r></w:p><w:p><w:pPr><w:rPr><w:rFonts w:hint="eastAsia"/></w:rPr></w:pPr><w:r><w:rPr><w:rFonts w:hint="eastAsia"/></w:rPr><w:t xml:space="preserve">├── fbcca_eigh.py                      </w:t></w:r><w:r><w:rPr><w:rFonts w:hint="eastAsia"/><w:lang w:val="en-US" w:eastAsia="zh-CN"/></w:rPr><w:t xml:space="preserve">  </w:t></w:r><w:r><w:rPr><w:rFonts w:hint="eastAsia"/></w:rPr><w:t>CCA与滤波器组工具</w:t></w:r></w:p><w:p><w:pPr><w:rPr><w:rFonts w:hint="eastAsia"/></w:rPr></w:pPr><w:r><w:rPr><w:rFonts w:hint="eastAsia"/></w:rPr><w:t xml:space="preserve">├── config.py                          </w:t></w:r><w:r><w:rPr><w:rFonts w:hint="eastAsia"/><w:lang w:val="en-US" w:eastAsia="zh-CN"/></w:rPr><w:t xml:space="preserve">  </w:t></w:r><w:r><w:rPr><w:rFonts w:hint="eastAsia"/></w:rPr><w:t>系统配置文件</w:t></w:r></w:p><w:p><w:pPr><w:pStyle w:val="11"/><w:ind w:left="0" w:leftChars="0" w:firstLine="0" w:firstLineChars="0"/><w:rPr><w:rFonts w:ascii="Times New Roman" w:hAnsi="Times New Roman" w:eastAsia="宋体" w:cs="Times New Roman"/><w:sz w:val="24"/><w:szCs w:val="24"/></w:rPr></w:pPr><w:r><w:rPr><w:rFonts w:ascii="Times New Roman" w:hAnsi="Times New Roman" w:eastAsia="宋体" w:cs="Times New Roman"/><w:sz w:val="24"/><w:szCs w:val="24"/></w:rPr><w:t>├── static/</w:t></w:r></w:p><w:p><w:pPr><w:rPr><w:rFonts w:hint="eastAsia"/></w:rPr></w:pPr><w:r><w:rPr><w:rFonts w:hint="eastAsia"/></w:rPr><w:t xml:space="preserve">│   ├── index.html                     </w:t></w:r><w:r><w:rPr><w:rFonts w:hint="eastAsia"/><w:lang w:val="en-US" w:eastAsia="zh-CN"/></w:rPr><w:t xml:space="preserve"> </w:t></w:r><w:r><w:rPr><w:rFonts w:hint="eastAsia"/></w:rPr><w:t>前端主页面</w:t></w:r><w:bookmarkStart w:id="15" w:name="_GoBack"/><w:bookmarkEnd w:id="15"/></w:p><w:p><w:pPr><w:rPr><w:rFonts w:hint="eastAsia"/></w:rPr></w:pPr><w:r><w:rPr><w:rFonts w:hint="eastAsia"/></w:rPr><w:t xml:space="preserve">│   ├── game.js                        </w:t></w:r><w:r><w:rPr><w:rFonts w:hint="eastAsia"/><w:lang w:val="en-US" w:eastAsia="zh-CN"/></w:rPr><w:t xml:space="preserve"> </w:t></w:r><w:r><w:rPr><w:rFonts w:hint="eastAsia"/></w:rPr><w:t>前端游戏逻辑</w:t></w:r></w:p><w:p><w:pPr><w:rPr><w:rFonts w:hint="eastAsia"/></w:rPr></w:pPr><w:r><w:rPr><w:rFonts w:hint="eastAsia"/></w:rPr><w:t xml:space="preserve">│   └── style.css                      </w:t></w:r><w:r><w:rPr><w:rFonts w:hint="eastAsia"/><w:lang w:val="en-US" w:eastAsia="zh-CN"/></w:rPr><w:t xml:space="preserve">  </w:t></w:r><w:r><w:rPr><w:rFonts w:hint="eastAsia"/></w:rPr><w:t>前端样式</w:t></w:r></w:p><w:p><w:pPr><w:rPr><w:rFonts w:hint="eastAsia"/></w:rPr></w:pPr><w:r><w:rPr><w:rFonts w:hint="eastAsia"/></w:rPr><w:t xml:space="preserve">├── data_self/                         </w:t></w:r><w:r><w:rPr><w:rFonts w:hint="eastAsia"/><w:lang w:val="en-US" w:eastAsia="zh-CN"/></w:rPr><w:t xml:space="preserve">  </w:t></w:r><w:r><w:rPr><w:rFonts w:hint="eastAsia"/></w:rPr><w:t>训练数据（.npy文件）</w:t></w:r></w:p><w:p><w:pPr><w:rPr><w:rFonts w:hint="eastAsia"/></w:rPr></w:pPr><w:r><w:rPr><w:rFonts w:hint="eastAsia"/></w:rPr><w:t>│   ├── 1/                             方向1（上）的试次</w:t></w:r></w:p><w:p><w:pPr><w:rPr><w:rFonts w:hint="eastAsia"/></w:rPr></w:pPr><w:r><w:rPr><w:rFonts w:hint="eastAsia"/></w:rPr><w:t>│   ├── 2/                             方向2（下）</w:t></w:r></w:p><w:p><w:pPr><w:rPr><w:rFonts w:hint="eastAsia"/></w:rPr></w:pPr><w:r><w:rPr><w:rFonts w:hint="eastAsia"/></w:rPr><w:t>│   ├── 3/                             方向3（左）</w:t></w:r></w:p><w:p><w:pPr><w:rPr><w:rFonts w:hint="eastAsia"/></w:rPr></w:pPr><w:r><w:rPr><w:rFonts w:hint="eastAsia"/></w:rPr><w:t>│   └── 4/                             方向4（右）</w:t></w:r></w:p><w:p><w:pPr><w:pStyle w:val="11"/><w:ind w:left="0" w:leftChars="0" w:firstLine="0" w:firstLineChars="0"/><w:rPr><w:rFonts w:ascii="Times New Roman" w:hAnsi="Times New Roman" w:eastAsia="宋体" w:cs="Times New Roman"/><w:sz w:val="24"/><w:szCs w:val="24"/></w:rPr></w:pPr><w:r><w:rPr><w:rFonts w:ascii="Times New Roman" w:hAnsi="Times New Roman" w:eastAsia="宋体" w:cs="Times New Roman"/><w:sz w:val="24"/><w:szCs w:val="24"/></w:rPr><w:t xml:space="preserve">├── data_self_test/                    </w:t></w:r><w:r><w:rPr><w:rFonts w:hint="eastAsia" w:cs="Times New Roman"/><w:sz w:val="24"/><w:szCs w:val="24"/><w:lang w:val="en-US" w:eastAsia="zh-CN"/></w:rPr><w:t xml:space="preserve"> </w:t></w:r><w:r><w:rPr><w:rFonts w:ascii="Times New Roman" w:hAnsi="Times New Roman" w:eastAsia="宋体" w:cs="Times New Roman"/><w:sz w:val="24"/><w:szCs w:val="24"/></w:rPr><w:t>测试数据（用于离线演示）</w:t></w:r></w:p><w:p><w:pPr><w:rPr><w:rFonts w:hint="eastAsia"/></w:rPr></w:pPr><w:r><w:rPr><w:rFonts w:hint="eastAsia"/></w:rPr><w:t>│   ├── 1/                             与 data_self 结构相同</w:t></w:r></w:p><w:p><w:pPr><w:pStyle w:val="11"/><w:ind w:left="0" w:leftChars="0" w:firstLine="0" w:firstLineChars="0"/><w:rPr><w:rFonts w:ascii="Times New Roman" w:hAnsi="Times New Roman" w:eastAsia="宋体" w:cs="Times New Roman"/><w:sz w:val="24"/><w:szCs w:val="24"/></w:rPr></w:pPr><w:r><w:rPr><w:rFonts w:ascii="Times New Roman" w:hAnsi="Times New Roman" w:eastAsia="宋体" w:cs="Times New Roman"/><w:sz w:val="24"/><w:szCs w:val="24"/></w:rPr><w:t>│   ├── 2/</w:t></w:r></w:p><w:p><w:pPr><w:pStyle w:val="11"/><w:ind w:left="0" w:leftChars="0" w:firstLine="0" w:firstLineChars="0"/><w:rPr><w:rFonts w:ascii="Times New Roman" w:hAnsi="Times New Roman" w:eastAsia="宋体" w:cs="Times New Roman"/><w:sz w:val="24"/><w:szCs w:val="24"/></w:rPr></w:pPr><w:r><w:rPr><w:rFonts w:ascii="Times New Roman" w:hAnsi="Times New Roman" w:eastAsia="宋体" w:cs="Times New Roman"/><w:sz w:val="24"/><w:szCs w:val="24"/></w:rPr><w:t>│   ├── 3/</w:t></w:r></w:p><w:p><w:pPr><w:pStyle w:val="11"/><w:ind w:left="0" w:leftChars="0" w:firstLine="0" w:firstLineChars="0"/><w:rPr><w:rFonts w:ascii="Times New Roman" w:hAnsi="Times New Roman" w:eastAsia="宋体" w:cs="Times New Roman"/><w:sz w:val="24"/><w:szCs w:val="24"/></w:rPr></w:pPr><w:r><w:rPr><w:rFonts w:ascii="Times New Roman" w:hAnsi="Times New Roman" w:eastAsia="宋体" w:cs="Times New Roman"/><w:sz w:val="24"/><w:szCs w:val="24"/></w:rPr><w:t>│   └── 4/</w:t></w:r></w:p><w:p w14:paraId="T1"><w:pPr><w:pStyle w:val="2"/><w:keepNext/><w:numPr><w:numId w:val="0"/></w:numPr><w:ind w:leftChars="0"/><w:rPr><w:rFonts w:hint="eastAsia"/></w:rPr></w:pPr><w:r><w:rPr><w:rFonts w:hint="eastAsia"/><w:b/></w:rPr><w:t>MetaBCI 框架集成结构</w:t></w:r></w:p><w:p w14:paraId="I1"><w:pPr><w:rPr><w:rFonts w:hint="eastAsia"/></w:rPr></w:pPr><w:r><w:rPr><w:rFonts w:hint="eastAsia"/></w:rPr><w:t>以下核心模块的代码仅存在于 MetaBCI 框架中（已从 MetaBCIWebGame 移除本地副本），评审时可通过标准 import 路径调用：</w:t></w:r></w:p><w:p w14:paraId="D1"><w:pPr><w:rPr><w:rFonts w:hint="eastAsia"/></w:rPr></w:pPr><w:r><w:rPr><w:rFonts w:hint="eastAsia"/><w:b/></w:rPr><w:t>metabci/brainda/algorithms/decomposition/</w:t></w:r></w:p><w:p w14:paraId="D1A"><w:pPr><w:ind w:left="240"/><w:rPr><w:rFonts w:hint="eastAsia"/></w:rPr></w:pPr><w:r><w:rPr><w:rFonts w:hint="eastAsia"/></w:rPr><w:t>├── growing_window.py          GrowingWindowDecoder（动态停止+在线EMA去均值+自适应阈值+环缓冲优化）</w:t></w:r></w:p><w:p w14:paraId="D1B"><w:pPr><w:ind w:left="240"/><w:rPr><w:rFonts w:hint="eastAsia"/></w:rPr></w:pPr><w:r><w:rPr><w:rFonts w:hint="eastAsia"/></w:rPr><w:t>├── advanced_voter.py          AdvancedVoter（指数衰减+连续确认+锁定）</w:t></w:r></w:p><w:p w14:paraId="D1C"><w:pPr><w:ind w:left="240"/><w:rPr><w:rFonts w:hint="eastAsia"/></w:rPr></w:pPr><w:r><w:rPr><w:rFonts w:hint="eastAsia"/></w:rPr><w:t>└── __init__.py                已注册导出至 brainda 包</w:t></w:r></w:p><w:p w14:paraId="D2"><w:pPr><w:rPr><w:rFonts w:hint="eastAsia"/></w:rPr></w:pPr><w:r><w:rPr><w:rFonts w:hint="eastAsia"/><w:b/></w:rPr><w:t>metabci/brainda/datasets/</w:t></w:r></w:p><w:p w14:paraId="D2A"><w:pPr><w:ind w:left="240"/><w:rPr><w:rFonts w:hint="eastAsia"/></w:rPr></w:pPr><w:r><w:rPr><w:rFonts w:hint="eastAsia"/></w:rPr><w:t>└── ssvep_self.py              SelfSSVEP（BaseDataset协议+多被试扫描+MNE导出）</w:t></w:r></w:p><w:p w14:paraId="D3"><w:pPr><w:rPr><w:rFonts w:hint="eastAsia"/></w:rPr></w:pPr><w:r><w:rPr><w:rFonts w:hint="eastAsia"/><w:b/></w:rPr><w:t>metabci/brainflow/</w:t></w:r></w:p><w:p w14:paraId="D3A"><w:pPr><w:ind w:left="240"/><w:rPr><w:rFonts w:hint="eastAsia"/></w:rPr></w:pPr><w:r><w:rPr><w:rFonts w:hint="eastAsia"/></w:rPr><w:t>├── online.py                  ContinuousStreamingEngine（异步在线流解码引擎）</w:t></w:r></w:p><w:p w14:paraId="D3B"><w:pPr><w:ind w:left="240"/><w:rPr><w:rFonts w:hint="eastAsia"/></w:rPr></w:pPr><w:r><w:rPr><w:rFonts w:hint="eastAsia"/></w:rPr><w:t>├── ssvep_worker.py            SSVEPWorker（继承 ProcessWorker，在线解码）</w:t></w:r></w:p></w:p><w:p w14:paraId="BS01"><w:pPr><w:rPr><w:rFonts w:hint="eastAsia"/><w:b/></w:rPr></w:pPr><w:r><w:rPr><w:rFonts w:hint="eastAsia"/><w:b/></w:rPr><w:t>metabci/brainstim/（实验范式集成）</w:t></w:r></w:p><w:p w14:paraId="BS02"><w:pPr><w:ind w:left="240"/><w:rPr><w:rFonts w:hint="eastAsia"/></w:rPr></w:pPr><w:r><w:rPr><w:rFonts w:hint="eastAsia"/></w:rPr><w:t>run_ssvep_experiment.py 导入 SSVEP + Experiment + NeuraclePort（=3个功能）</w:t></w:r></w:p><w:p w14:paraId="BS03"><w:pPr><w:p w14:paraId="D3C"><w:pPr><w:ind w:left="240"/><w:rPr><w:rFonts w:hint="eastAsia"/></w:rPr></w:pPr><w:r><w:rPr><w:rFonts w:hint="eastAsia"/></w:rPr><w:t>└── __init__.py                已注册导出（含 ProcessWorker 重导出）</w:t></w:r></w:p><w:p w14:paraId="I2"><w:pPr><w:rPr><w:rFonts w:hint="eastAsia"/></w:rPr></w:pPr><w:r><w:rPr><w:rFonts w:hint="eastAsia"/><w:b/></w:rPr><w:t>MetaBCIWebGame 中的导入方式：</w:t></w:r></w:p><w:p w14:paraId="I2A"><w:pPr><w:ind w:left="240"/><w:rPr><w:rFonts w:hint="eastAsia"/></w:rPr></w:pPr><w:r><w:rPr><w:rFonts w:hint="eastAsia"/></w:rPr><w:rPr><w:rFonts w:hint="eastAsia"/><w:shd w:fill="F0F0F0"/></w:rPr><w:t>from metabci.brainda.algorithms.decomposition import GrowingWindowDecoder, AdvancedVoter</w:t></w:r></w:p><w:p w14:paraId="I2B"><w:pPr><w:ind w:left="240"/><w:rPr><w:rFonts w:hint="eastAsia"/></w:rPr></w:pPr><w:r><w:rPr><w:rFonts w:hint="eastAsia"/></w:rPr><w:rPr><w:rFonts w:hint="eastAsia"/><w:shd w:fill="F0F0F0"/></w:rPr><w:t>from metabci.brainda.datasets import SelfSSVEP</w:t></w:r></w:p><w:p w14:paraId="I2C"><w:pPr><w:ind w:left="240"/><w:rPr><w:rFonts w:hint="eastAsia"/></w:rPr></w:pPr><w:r><w:rPr><w:rFonts w:hint="eastAsia"/></w:rPr><w:rPr><w:rFonts w:hint="eastAsia"/><w:shd w:fill="F0F0F0"/></w:rPr><w:t>from metabci.brainflow import ProcessWorker, ContinuousStreamingEngine, SSVEPWorker</w:t></w:r></w:p></w:p><w:p w14:paraId="WG01"><w:pPr><w:rPr><w:rFonts w:hint="eastAsia"/><w:b/></w:rPr></w:pPr><w:r><w:rPr><w:rFonts w:hint="eastAsia"/><w:b/></w:rPr><w:t>metabci/webgame/（前端静态资源）</w:t></w:r></w:p><w:p w14:paraId="WG02"><w:pPr><w:ind w:left="240"/><w:rPr><w:rFonts w:hint="eastAsia"/></w:rPr></w:pPr><w:r><w:rPr><w:rFonts w:hint="eastAsia"/></w:rPr><w:t>└── static/（index.html + game.js + style.css）</w:t></w:r></w:p><w:p w14:paraId="WG03"><w:pPr><w:sectPr><w:pgSz w:w="11906" w:h="16838"/><w:pgMar w:top="1440" w:right="1800" w:bottom="1440" w:left="1800" w:header="851" w:footer="992" w:gutter="0"/><w:cols w:space="425" w:num="1"/><w:docGrid w:type="lines" w:linePitch="312" w:charSpace="0"/></w:sectPr></w:body></w:document>
+pip install torch>=1.7.1 mne>=0.21 mat73 pandas h5py</w:t></w:r></w:p><w:p><w:pPr><w:pStyle w:val="2"/><w:keepNext/><w:numPr><w:numId w:val="0"/></w:numPr><w:ind w:leftChars="0"/><w:rPr><w:b w:val="0"/><w:bdr w:val="none" w:sz="0" w:space="0"/></w:rPr></w:pPr><w:bookmarkStart w:id="5" w:name="_Toc13851"/><w:r><w:rPr><w:rFonts w:hint="eastAsia"/><w:lang w:eastAsia="zh-CN"/></w:rPr><w:t xml:space="preserve">3. </w:t></w:r><w:r><w:t>代码目录结构</w:t></w:r><w:bookmarkEnd w:id="5"/></w:p><w:p><w:pPr><w:pStyle w:val="11"/><w:rPr><w:rFonts w:ascii="Times New Roman" w:hAnsi="Times New Roman" w:eastAsia="宋体" w:cs="Times New Roman"/><w:sz w:val="24"/><w:szCs w:val="24"/></w:rPr></w:pPr><w:r><w:rPr><w:rFonts w:ascii="Times New Roman" w:hAnsi="Times New Roman" w:eastAsia="宋体" w:cs="Times New Roman"/><w:sz w:val="24"/><w:szCs w:val="24"/></w:rPr><w:t>项目仓库根目录为 `MetaBCIWebGame/`，其下主要文件及目录如下：</w:t></w:r></w:p><w:p><w:pPr><w:rPr><w:rFonts w:hint="eastAsia"/></w:rPr></w:pPr></w:p><w:p><w:pPr><w:rPr><w:rFonts w:hint="eastAsia"/></w:rPr></w:pPr><w:r><w:rPr><w:rFonts w:hint="eastAsia"/></w:rPr><w:t>MetaBCIWebGame/</w:t></w:r></w:p><w:p><w:pPr><w:rPr><w:rFonts w:hint="eastAsia"/></w:rPr></w:pPr><w:r><w:rPr><w:rFonts w:hint="eastAsia"/></w:rPr><w:t>├── main.py                            WebSocket服务器启动入口</w:t></w:r></w:p><w:p><w:pPr><w:pStyle w:val="11"/><w:ind w:left="0" w:leftChars="0" w:firstLine="0" w:firstLineChars="0"/><w:rPr><w:rFonts w:ascii="Times New Roman" w:hAnsi="Times New Roman" w:eastAsia="宋体" w:cs="Times New Roman"/><w:sz w:val="24"/><w:szCs w:val="24"/></w:rPr></w:pPr><w:r><w:rPr><w:rFonts w:ascii="Times New Roman" w:hAnsi="Times New Roman" w:eastAsia="宋体" w:cs="Times New Roman"/><w:sz w:val="24"/><w:szCs w:val="24"/></w:rPr><w:t>├── websocket_server.py               WebSocket服务端（从 metabci.brainda/brainflow 导入核心模块）</w:t></w:r></w:p><w:p><w:pPr><w:pStyle w:val="11"/><w:ind w:left="0" w:leftChars="0" w:firstLine="0" w:firstLineChars="0"/><w:rPr><w:rFonts w:ascii="Times New Roman" w:hAnsi="Times New Roman" w:eastAsia="宋体" w:cs="Times New Roman"/><w:sz w:val="24"/><w:szCs w:val="24"/></w:rPr></w:pPr><w:r><w:rPr><w:rFonts w:ascii="Times New Roman" w:hAnsi="Times New Roman" w:eastAsia="宋体" w:cs="Times New Roman"/><w:sz w:val="24"/><w:szCs w:val="24"/></w:rPr><w:t>├── （growing_window_decoder 已从本地删除（代码仅存在于 MetaBCI 框架中））</w:t></w:r></w:p><w:p><w:pPr><w:rPr><w:rFonts w:hint="eastAsia"/></w:rPr></w:pPr><w:r><w:rPr><w:rFonts w:hint="eastAsia"/></w:rPr><w:t xml:space="preserve">├── （advanced_voter 已移入 MetaBCI，见下方集成结构）                  </w:t></w:r><w:r><w:rPr><w:rFonts w:hint="eastAsia"/><w:lang w:val="en-US" w:eastAsia="zh-CN"/></w:rPr><w:t xml:space="preserve">  </w:t></w:r><w:r><w:rPr><w:rFonts w:hint="eastAsia"/></w:rPr><w:t>自适应投票器</w:t></w:r></w:p><w:p><w:pPr><w:pStyle w:val="11"/><w:ind w:left="0" w:leftChars="0" w:firstLine="0" w:firstLineChars="0"/><w:rPr><w:rFonts w:ascii="Times New Roman" w:hAnsi="Times New Roman" w:eastAsia="宋体" w:cs="Times New Roman"/><w:sz w:val="24"/><w:szCs w:val="24"/></w:rPr></w:pPr><w:r><w:rPr><w:rFonts w:ascii="Times New Roman" w:hAnsi="Times New Roman" w:eastAsia="宋体" w:cs="Times New Roman"/><w:sz w:val="24"/><w:szCs w:val="24"/></w:rPr><w:t>├── （online_decode 已删除）                  在线解码器（兼容旧版，实际使用 MetaBCI 版本）</w:t></w:r></w:p><w:p><w:pPr><w:pStyle w:val="11"/><w:ind w:left="0" w:leftChars="0" w:firstLine="0" w:firstLineChars="0"/><w:rPr><w:rFonts w:ascii="Times New Roman" w:hAnsi="Times New Roman" w:eastAsia="宋体" w:cs="Times New Roman"/><w:sz w:val="24"/><w:szCs w:val="24"/></w:rPr></w:pPr><w:r><w:rPr><w:rFonts w:ascii="Times New Roman" w:hAnsi="Times New Roman" w:eastAsia="宋体" w:cs="Times New Roman"/><w:sz w:val="24"/><w:szCs w:val="24"/></w:rPr><w:t xml:space="preserve">├── data_acquisition.py（导入 brainflow.ProcessWorker）                </w:t></w:r><w:r><w:rPr><w:rFonts w:hint="eastAsia" w:cs="Times New Roman"/><w:sz w:val="24"/><w:szCs w:val="24"/><w:lang w:val="en-US" w:eastAsia="zh-CN"/></w:rPr><w:t xml:space="preserve"> </w:t></w:r><w:r><w:rPr><w:rFonts w:ascii="Times New Roman" w:hAnsi="Times New Roman" w:eastAsia="宋体" w:cs="Times New Roman"/><w:sz w:val="24"/><w:szCs w:val="24"/></w:rPr><w:t>EEG采集封装</w:t></w:r></w:p><w:p><w:pPr><w:pStyle w:val="11"/><w:ind w:left="0" w:leftChars="0" w:firstLine="0" w:firstLineChars="0"/><w:rPr><w:rFonts w:ascii="Times New Roman" w:hAnsi="Times New Roman" w:eastAsia="宋体" w:cs="Times New Roman"/><w:sz w:val="24"/><w:szCs w:val="24"/></w:rPr></w:pPr><w:r><w:rPr><w:rFonts w:ascii="Times New Roman" w:hAnsi="Times New Roman" w:eastAsia="宋体" w:cs="Times New Roman"/><w:sz w:val="24"/><w:szCs w:val="24"/></w:rPr><w:t>├── neuracle_api.py                    Neuracle数据转发API</w:t></w:r></w:p><w:p><w:pPr><w:pStyle w:val="11"/><w:ind w:left="0" w:leftChars="0" w:firstLine="0" w:firstLineChars="0"/><w:rPr><w:rFonts w:ascii="Times New Roman" w:hAnsi="Times New Roman" w:eastAsia="宋体" w:cs="Times New Roman"/><w:sz w:val="24"/><w:szCs w:val="24"/></w:rPr></w:pPr><w:r><w:rPr><w:rFonts w:ascii="Times New Roman" w:hAnsi="Times New Roman" w:eastAsia="宋体" w:cs="Times New Roman"/><w:sz w:val="24"/><w:szCs w:val="24"/></w:rPr><w:t>├── run_ssvep_experiment.py            PsychoPy离线采集程序</w:t></w:r></w:p><w:p><w:pPr><w:pStyle w:val="11"/><w:ind w:left="0" w:leftChars="0" w:firstLine="0" w:firstLineChars="0"/><w:rPr><w:rFonts w:ascii="Times New Roman" w:hAnsi="Times New Roman" w:eastAsia="宋体" w:cs="Times New Roman"/><w:sz w:val="24"/><w:szCs w:val="24"/></w:rPr></w:pPr><w:r><w:rPr><w:rFonts w:ascii="Times New Roman" w:hAnsi="Times New Roman" w:eastAsia="宋体" w:cs="Times New Roman"/><w:sz w:val="24"/><w:szCs w:val="24"/></w:rPr><w:t xml:space="preserve">├── extract_with_hw_trigger.py         </w:t></w:r><w:r><w:rPr><w:rFonts w:hint="eastAsia" w:cs="Times New Roman"/><w:sz w:val="24"/><w:szCs w:val="24"/><w:lang w:val="en-US" w:eastAsia="zh-CN"/></w:rPr><w:t xml:space="preserve"> </w:t></w:r><w:r><w:rPr><w:rFonts w:ascii="Times New Roman" w:hAnsi="Times New Roman" w:eastAsia="宋体" w:cs="Times New Roman"/><w:sz w:val="24"/><w:szCs w:val="24"/></w:rPr><w:t>硬件触发数据分割工具</w:t></w:r></w:p><w:p><w:pPr><w:pStyle w:val="11"/><w:ind w:left="0" w:leftChars="0" w:firstLine="0" w:firstLineChars="0"/><w:rPr><w:rFonts w:ascii="Times New Roman" w:hAnsi="Times New Roman" w:eastAsia="宋体" w:cs="Times New Roman"/><w:sz w:val="24"/><w:szCs w:val="24"/></w:rPr></w:pPr><w:r><w:rPr><w:rFonts w:ascii="Times New Roman" w:hAnsi="Times New Roman" w:eastAsia="宋体" w:cs="Times New Roman"/><w:sz w:val="24"/><w:szCs w:val="24"/></w:rPr><w:t>├── train_self_model.py                单模型训练脚本</w:t></w:r></w:p><w:p><w:pPr><w:pStyle w:val="11"/><w:ind w:left="0" w:leftChars="0" w:firstLine="0" w:firstLineChars="0"/><w:rPr><w:rFonts w:ascii="Times New Roman" w:hAnsi="Times New Roman" w:eastAsia="宋体" w:cs="Times New Roman"/><w:sz w:val="24"/><w:szCs w:val="24"/></w:rPr></w:pPr><w:r><w:rPr><w:rFonts w:ascii="Times New Roman" w:hAnsi="Times New Roman" w:eastAsia="宋体" w:cs="Times New Roman"/><w:sz w:val="24"/><w:szCs w:val="24"/></w:rPr><w:t>├── train_growing_window_models.py    多窗口长度模型训练</w:t></w:r></w:p><w:p><w:pPr><w:pStyle w:val="11"/><w:ind w:left="0" w:leftChars="0" w:firstLine="0" w:firstLineChars="0"/><w:rPr><w:rFonts w:ascii="Times New Roman" w:hAnsi="Times New Roman" w:eastAsia="宋体" w:cs="Times New Roman"/><w:sz w:val="24"/><w:szCs w:val="24"/></w:rPr></w:pPr><w:r><w:rPr><w:rFonts w:ascii="Times New Roman" w:hAnsi="Times New Roman" w:eastAsia="宋体" w:cs="Times New Roman"/><w:sz w:val="24"/><w:szCs w:val="24"/></w:rPr><w:t>├── eval_growing_window.py            阈值搜索与性能评估</w:t></w:r></w:p><w:p><w:pPr><w:pStyle w:val="11"/><w:ind w:left="0" w:leftChars="0" w:firstLine="0" w:firstLineChars="0"/><w:rPr><w:rFonts w:ascii="Times New Roman" w:hAnsi="Times New Roman" w:eastAsia="宋体" w:cs="Times New Roman"/><w:sz w:val="24"/><w:szCs w:val="24"/></w:rPr></w:pPr><w:r><w:rPr><w:rFonts w:ascii="Times New Roman" w:hAnsi="Times New Roman" w:eastAsia="宋体" w:cs="Times New Roman"/><w:sz w:val="24"/><w:szCs w:val="24"/></w:rPr><w:t xml:space="preserve">├── validate_threshold_robustness.py   </w:t></w:r><w:r><w:rPr><w:rFonts w:hint="eastAsia" w:cs="Times New Roman"/><w:sz w:val="24"/><w:szCs w:val="24"/><w:lang w:val="en-US" w:eastAsia="zh-CN"/></w:rPr><w:t xml:space="preserve">   </w:t></w:r><w:r><w:rPr><w:rFonts w:ascii="Times New Roman" w:hAnsi="Times New Roman" w:eastAsia="宋体" w:cs="Times New Roman"/><w:sz w:val="24"/><w:szCs w:val="24"/></w:rPr><w:t>参数鲁棒性验证</w:t></w:r></w:p><w:p><w:pPr><w:pStyle w:val="11"/><w:ind w:left="0" w:leftChars="0" w:firstLine="0" w:firstLineChars="0"/><w:rPr><w:rFonts w:ascii="Times New Roman" w:hAnsi="Times New Roman" w:eastAsia="宋体" w:cs="Times New Roman"/><w:sz w:val="24"/><w:szCs w:val="24"/></w:rPr></w:pPr><w:r><w:rPr><w:rFonts w:ascii="Times New Roman" w:hAnsi="Times New Roman" w:eastAsia="宋体" w:cs="Times New Roman"/><w:sz w:val="24"/><w:szCs w:val="24"/></w:rPr><w:t xml:space="preserve">├── eval_offset_tolerance.py           </w:t></w:r><w:r><w:rPr><w:rFonts w:hint="eastAsia" w:cs="Times New Roman"/><w:sz w:val="24"/><w:szCs w:val="24"/><w:lang w:val="en-US" w:eastAsia="zh-CN"/></w:rPr><w:t xml:space="preserve">  </w:t></w:r><w:r><w:rPr><w:rFonts w:ascii="Times New Roman" w:hAnsi="Times New Roman" w:eastAsia="宋体" w:cs="Times New Roman"/><w:sz w:val="24"/><w:szCs w:val="24"/></w:rPr><w:t>时间偏移容忍度测试</w:t></w:r></w:p><w:p><w:pPr><w:rPr><w:rFonts w:hint="eastAsia"/></w:rPr></w:pPr><w:r><w:rPr><w:rFonts w:hint="eastAsia"/></w:rPr><w:t xml:space="preserve">├── fbcca_eigh.py                      </w:t></w:r><w:r><w:rPr><w:rFonts w:hint="eastAsia"/><w:lang w:val="en-US" w:eastAsia="zh-CN"/></w:rPr><w:t xml:space="preserve">  </w:t></w:r><w:r><w:rPr><w:rFonts w:hint="eastAsia"/></w:rPr><w:t>CCA与滤波器组工具</w:t></w:r></w:p><w:p><w:pPr><w:rPr><w:rFonts w:hint="eastAsia"/></w:rPr></w:pPr><w:r><w:rPr><w:rFonts w:hint="eastAsia"/></w:rPr><w:t xml:space="preserve">├── config.py                          </w:t></w:r><w:r><w:rPr><w:rFonts w:hint="eastAsia"/><w:lang w:val="en-US" w:eastAsia="zh-CN"/></w:rPr><w:t xml:space="preserve">  </w:t></w:r><w:r><w:rPr><w:rFonts w:hint="eastAsia"/></w:rPr><w:t>系统配置文件</w:t></w:r></w:p><w:p><w:pPr><w:pStyle w:val="11"/><w:ind w:left="0" w:leftChars="0" w:firstLine="0" w:firstLineChars="0"/><w:rPr><w:rFonts w:ascii="Times New Roman" w:hAnsi="Times New Roman" w:eastAsia="宋体" w:cs="Times New Roman"/><w:sz w:val="24"/><w:szCs w:val="24"/></w:rPr></w:pPr><w:r><w:rPr><w:rFonts w:ascii="Times New Roman" w:hAnsi="Times New Roman" w:eastAsia="宋体" w:cs="Times New Roman"/><w:sz w:val="24"/><w:szCs w:val="24"/></w:rPr><w:t>├── static/</w:t></w:r></w:p><w:p><w:pPr><w:rPr><w:rFonts w:hint="eastAsia"/></w:rPr></w:pPr><w:r><w:rPr><w:rFonts w:hint="eastAsia"/></w:rPr><w:t xml:space="preserve">│   ├── index.html                     </w:t></w:r><w:r><w:rPr><w:rFonts w:hint="eastAsia"/><w:lang w:val="en-US" w:eastAsia="zh-CN"/></w:rPr><w:t xml:space="preserve"> </w:t></w:r><w:r><w:rPr><w:rFonts w:hint="eastAsia"/></w:rPr><w:t>前端主页面</w:t></w:r><w:bookmarkStart w:id="15" w:name="_GoBack"/><w:bookmarkEnd w:id="15"/></w:p><w:p><w:pPr><w:rPr><w:rFonts w:hint="eastAsia"/></w:rPr></w:pPr><w:r><w:rPr><w:rFonts w:hint="eastAsia"/></w:rPr><w:t xml:space="preserve">│   ├── game.js                        </w:t></w:r><w:r><w:rPr><w:rFonts w:hint="eastAsia"/><w:lang w:val="en-US" w:eastAsia="zh-CN"/></w:rPr><w:t xml:space="preserve"> </w:t></w:r><w:r><w:rPr><w:rFonts w:hint="eastAsia"/></w:rPr><w:t>前端游戏逻辑</w:t></w:r></w:p><w:p><w:pPr><w:rPr><w:rFonts w:hint="eastAsia"/></w:rPr></w:pPr><w:r><w:rPr><w:rFonts w:hint="eastAsia"/></w:rPr><w:t xml:space="preserve">│   └── style.css                      </w:t></w:r><w:r><w:rPr><w:rFonts w:hint="eastAsia"/><w:lang w:val="en-US" w:eastAsia="zh-CN"/></w:rPr><w:t xml:space="preserve">  </w:t></w:r><w:r><w:rPr><w:rFonts w:hint="eastAsia"/></w:rPr><w:t>前端样式</w:t></w:r></w:p><w:p><w:pPr><w:rPr><w:rFonts w:hint="eastAsia"/></w:rPr></w:pPr><w:r><w:rPr><w:rFonts w:hint="eastAsia"/></w:rPr><w:t xml:space="preserve">├── data_self/                         </w:t></w:r><w:r><w:rPr><w:rFonts w:hint="eastAsia"/><w:lang w:val="en-US" w:eastAsia="zh-CN"/></w:rPr><w:t xml:space="preserve">  </w:t></w:r><w:r><w:rPr><w:rFonts w:hint="eastAsia"/></w:rPr><w:t>训练数据（.npy文件）</w:t></w:r></w:p><w:p><w:pPr><w:rPr><w:rFonts w:hint="eastAsia"/></w:rPr></w:pPr><w:r><w:rPr><w:rFonts w:hint="eastAsia"/></w:rPr><w:t>│   ├── 1/                             方向1（上）的试次</w:t></w:r></w:p><w:p><w:pPr><w:rPr><w:rFonts w:hint="eastAsia"/></w:rPr></w:pPr><w:r><w:rPr><w:rFonts w:hint="eastAsia"/></w:rPr><w:t>│   ├── 2/                             方向2（下）</w:t></w:r></w:p><w:p><w:pPr><w:rPr><w:rFonts w:hint="eastAsia"/></w:rPr></w:pPr><w:r><w:rPr><w:rFonts w:hint="eastAsia"/></w:rPr><w:t>│   ├── 3/                             方向3（左）</w:t></w:r></w:p><w:p><w:pPr><w:rPr><w:rFonts w:hint="eastAsia"/></w:rPr></w:pPr><w:r><w:rPr><w:rFonts w:hint="eastAsia"/></w:rPr><w:t>│   └── 4/                             方向4（右）</w:t></w:r></w:p><w:p><w:pPr><w:pStyle w:val="11"/><w:ind w:left="0" w:leftChars="0" w:firstLine="0" w:firstLineChars="0"/><w:rPr><w:rFonts w:ascii="Times New Roman" w:hAnsi="Times New Roman" w:eastAsia="宋体" w:cs="Times New Roman"/><w:sz w:val="24"/><w:szCs w:val="24"/></w:rPr></w:pPr><w:r><w:rPr><w:rFonts w:ascii="Times New Roman" w:hAnsi="Times New Roman" w:eastAsia="宋体" w:cs="Times New Roman"/><w:sz w:val="24"/><w:szCs w:val="24"/></w:rPr><w:t xml:space="preserve">├── data_self_test/                    </w:t></w:r><w:r><w:rPr><w:rFonts w:hint="eastAsia" w:cs="Times New Roman"/><w:sz w:val="24"/><w:szCs w:val="24"/><w:lang w:val="en-US" w:eastAsia="zh-CN"/></w:rPr><w:t xml:space="preserve"> </w:t></w:r><w:r><w:rPr><w:rFonts w:ascii="Times New Roman" w:hAnsi="Times New Roman" w:eastAsia="宋体" w:cs="Times New Roman"/><w:sz w:val="24"/><w:szCs w:val="24"/></w:rPr><w:t>测试数据（用于离线演示）</w:t></w:r></w:p><w:p><w:pPr><w:rPr><w:rFonts w:hint="eastAsia"/></w:rPr></w:pPr><w:r><w:rPr><w:rFonts w:hint="eastAsia"/></w:rPr><w:t>│   ├── 1/                             与 data_self 结构相同</w:t></w:r></w:p><w:p><w:pPr><w:pStyle w:val="11"/><w:ind w:left="0" w:leftChars="0" w:firstLine="0" w:firstLineChars="0"/><w:rPr><w:rFonts w:ascii="Times New Roman" w:hAnsi="Times New Roman" w:eastAsia="宋体" w:cs="Times New Roman"/><w:sz w:val="24"/><w:szCs w:val="24"/></w:rPr></w:pPr><w:r><w:rPr><w:rFonts w:ascii="Times New Roman" w:hAnsi="Times New Roman" w:eastAsia="宋体" w:cs="Times New Roman"/><w:sz w:val="24"/><w:szCs w:val="24"/></w:rPr><w:t>│   ├── 2/</w:t></w:r></w:p><w:p><w:pPr><w:pStyle w:val="11"/><w:ind w:left="0" w:leftChars="0" w:firstLine="0" w:firstLineChars="0"/><w:rPr><w:rFonts w:ascii="Times New Roman" w:hAnsi="Times New Roman" w:eastAsia="宋体" w:cs="Times New Roman"/><w:sz w:val="24"/><w:szCs w:val="24"/></w:rPr></w:pPr><w:r><w:rPr><w:rFonts w:ascii="Times New Roman" w:hAnsi="Times New Roman" w:eastAsia="宋体" w:cs="Times New Roman"/><w:sz w:val="24"/><w:szCs w:val="24"/></w:rPr><w:t>│   ├── 3/</w:t></w:r></w:p><w:p><w:pPr><w:pStyle w:val="11"/><w:ind w:left="0" w:leftChars="0" w:firstLine="0" w:firstLineChars="0"/><w:rPr><w:rFonts w:ascii="Times New Roman" w:hAnsi="Times New Roman" w:eastAsia="宋体" w:cs="Times New Roman"/><w:sz w:val="24"/><w:szCs w:val="24"/></w:rPr></w:pPr><w:r><w:rPr><w:rFonts w:ascii="Times New Roman" w:hAnsi="Times New Roman" w:eastAsia="宋体" w:cs="Times New Roman"/><w:sz w:val="24"/><w:szCs w:val="24"/></w:rPr><w:t>│   └── 4/</w:t></w:r></w:p><w:p w14:paraId="T1"><w:pPr><w:pStyle w:val="2"/><w:keepNext/><w:numPr><w:numId w:val="0"/></w:numPr><w:ind w:leftChars="0"/><w:rPr><w:rFonts w:hint="eastAsia"/></w:rPr></w:pPr><w:r><w:rPr><w:rFonts w:hint="eastAsia"/><w:b/></w:rPr><w:t>MetaBCI 框架集成结构</w:t></w:r></w:p><w:p w14:paraId="I1"><w:pPr><w:rPr><w:rFonts w:hint="eastAsia"/></w:rPr></w:pPr><w:r><w:rPr><w:rFonts w:hint="eastAsia"/></w:rPr><w:t>以下核心模块的代码仅存在于 MetaBCI 框架中（已从 MetaBCIWebGame 移除本地副本），评审时可通过标准 import 路径调用：</w:t></w:r></w:p><w:p w14:paraId="D1"><w:pPr><w:rPr><w:rFonts w:hint="eastAsia"/></w:rPr></w:pPr><w:r><w:rPr><w:rFonts w:hint="eastAsia"/><w:b/></w:rPr><w:t>metabci/brainda/algorithms/decomposition/</w:t></w:r></w:p><w:p w14:paraId="D1A"><w:pPr><w:ind w:left="240"/><w:rPr><w:rFonts w:hint="eastAsia"/></w:rPr></w:pPr><w:r><w:rPr><w:rFonts w:hint="eastAsia"/></w:rPr><w:t>├── growing_window.py          GrowingWindowDecoder（动态停止+在线EMA去均值+自适应阈值+环缓冲优化）</w:t></w:r></w:p><w:p w14:paraId="D1B"><w:pPr><w:ind w:left="240"/><w:rPr><w:rFonts w:hint="eastAsia"/></w:rPr></w:pPr><w:r><w:rPr><w:rFonts w:hint="eastAsia"/></w:rPr><w:t>├── （已移入 metabci/brainda）          AdvancedVoter（指数衰减+连续确认+锁定）</w:t></w:r></w:p><w:p w14:paraId="D1C"><w:pPr><w:ind w:left="240"/><w:rPr><w:rFonts w:hint="eastAsia"/></w:rPr></w:pPr><w:r><w:rPr><w:rFonts w:hint="eastAsia"/></w:rPr><w:t>└── __init__.py                已注册导出至 brainda 包</w:t></w:r></w:p><w:p w14:paraId="D2"><w:pPr><w:rPr><w:rFonts w:hint="eastAsia"/></w:rPr></w:pPr><w:r><w:rPr><w:rFonts w:hint="eastAsia"/><w:b/></w:rPr><w:t>metabci/brainda/datasets/</w:t></w:r></w:p><w:p w14:paraId="D2A"><w:pPr><w:ind w:left="240"/><w:rPr><w:rFonts w:hint="eastAsia"/></w:rPr></w:pPr><w:r><w:rPr><w:rFonts w:hint="eastAsia"/></w:rPr><w:t>└── ssvep_self.py              SelfSSVEP（BaseDataset协议+多被试扫描+MNE导出）</w:t></w:r></w:p><w:p w14:paraId="D3"><w:pPr><w:rPr><w:rFonts w:hint="eastAsia"/></w:rPr></w:pPr><w:r><w:rPr><w:rFonts w:hint="eastAsia"/><w:b/></w:rPr><w:t>metabci/brainflow/</w:t></w:r></w:p><w:p w14:paraId="D3A"><w:pPr><w:ind w:left="240"/><w:rPr><w:rFonts w:hint="eastAsia"/></w:rPr></w:pPr><w:r><w:rPr><w:rFonts w:hint="eastAsia"/></w:rPr><w:t>├── online.py                  ContinuousStreamingEngine（异步在线流解码引擎）</w:t></w:r></w:p><w:p w14:paraId="D3B"><w:pPr><w:ind w:left="240"/><w:rPr><w:rFonts w:hint="eastAsia"/></w:rPr></w:pPr><w:r><w:rPr><w:rFonts w:hint="eastAsia"/></w:rPr><w:t>├── ssvep_worker.py            SSVEPWorker（继承 ProcessWorker，在线解码）</w:t></w:r></w:p></w:p><w:p w14:paraId="BS01"><w:pPr><w:rPr><w:rFonts w:hint="eastAsia"/><w:b/></w:rPr></w:pPr><w:r><w:rPr><w:rFonts w:hint="eastAsia"/><w:b/></w:rPr><w:t>metabci/brainstim/（实验范式集成）</w:t></w:r></w:p><w:p w14:paraId="BS02"><w:pPr><w:ind w:left="240"/><w:rPr><w:rFonts w:hint="eastAsia"/></w:rPr></w:pPr><w:r><w:rPr><w:rFonts w:hint="eastAsia"/></w:rPr><w:t>run_ssvep_experiment.py 导入 SSVEP + Experiment + NeuraclePort（=3个功能）</w:t></w:r></w:p><w:p w14:paraId="BS03"><w:pPr><w:p w14:paraId="D3C"><w:pPr><w:ind w:left="240"/><w:rPr><w:rFonts w:hint="eastAsia"/></w:rPr></w:pPr><w:r><w:rPr><w:rFonts w:hint="eastAsia"/></w:rPr><w:t>└── __init__.py                已注册导出（含 ProcessWorker 重导出）</w:t></w:r></w:p><w:p w14:paraId="I2"><w:pPr><w:rPr><w:rFonts w:hint="eastAsia"/></w:rPr></w:pPr><w:r><w:rPr><w:rFonts w:hint="eastAsia"/><w:b/></w:rPr><w:t>MetaBCIWebGame 中的导入方式：</w:t></w:r></w:p><w:p w14:paraId="I2A"><w:pPr><w:ind w:left="240"/><w:rPr><w:rFonts w:hint="eastAsia"/></w:rPr></w:pPr><w:r><w:rPr><w:rFonts w:hint="eastAsia"/></w:rPr><w:rPr><w:rFonts w:hint="eastAsia"/><w:shd w:fill="F0F0F0"/></w:rPr><w:t>from metabci.brainda.algorithms.decomposition import GrowingWindowDecoder, AdvancedVoter</w:t></w:r></w:p><w:p w14:paraId="I2B"><w:pPr><w:ind w:left="240"/><w:rPr><w:rFonts w:hint="eastAsia"/></w:rPr></w:pPr><w:r><w:rPr><w:rFonts w:hint="eastAsia"/></w:rPr><w:rPr><w:rFonts w:hint="eastAsia"/><w:shd w:fill="F0F0F0"/></w:rPr><w:t>from metabci.brainda.datasets import SelfSSVEP</w:t></w:r></w:p><w:p w14:paraId="I2C"><w:pPr><w:ind w:left="240"/><w:rPr><w:rFonts w:hint="eastAsia"/></w:rPr></w:pPr><w:r><w:rPr><w:rFonts w:hint="eastAsia"/></w:rPr><w:rPr><w:rFonts w:hint="eastAsia"/><w:shd w:fill="F0F0F0"/></w:rPr><w:t>from metabci.brainflow import ProcessWorker, ContinuousStreamingEngine, SSVEPWorker</w:t></w:r></w:p></w:p><w:p w14:paraId="WG01"><w:pPr><w:rPr><w:rFonts w:hint="eastAsia"/><w:b/></w:rPr></w:pPr><w:r><w:rPr><w:rFonts w:hint="eastAsia"/><w:b/></w:rPr><w:t>metabci/webgame/（前端静态资源）</w:t></w:r></w:p><w:p w14:paraId="WG02"><w:pPr><w:ind w:left="240"/><w:rPr><w:rFonts w:hint="eastAsia"/></w:rPr></w:pPr><w:r><w:rPr><w:rFonts w:hint="eastAsia"/></w:rPr><w:t>└── static/（index.html + game.js + style.css）</w:t></w:r></w:p><w:p w14:paraId="WG03"><w:pPr><w:sectPr><w:pgSz w:w="11906" w:h="16838"/><w:pgMar w:top="1440" w:right="1800" w:bottom="1440" w:left="1800" w:header="851" w:footer="992" w:gutter="0"/><w:cols w:space="425" w:num="1"/><w:docGrid w:type="lines" w:linePitch="312" w:charSpace="0"/></w:sectPr></w:body></w:document>
 </file>
 
 <file path=word/styles.xml><?xml version="1.0" encoding="utf-8"?>

--- a/MetaBCIWebGame/测试说明.docx
+++ b/MetaBCIWebGame/测试说明.docx
@@ -17,7 +17,7 @@
 pip install psychopy>=2022.1
 
 # 可选：模型训练脚本
-pip install torch>=1.7.1 mne>=0.21 mat73 pandas h5py</w:t></w:r></w:p><w:p><w:pPr><w:pStyle w:val="2"/><w:keepNext/><w:numPr><w:numId w:val="0"/></w:numPr><w:ind w:leftChars="0"/><w:rPr><w:b w:val="0"/><w:bdr w:val="none" w:sz="0" w:space="0"/></w:rPr></w:pPr><w:bookmarkStart w:id="5" w:name="_Toc13851"/><w:r><w:rPr><w:rFonts w:hint="eastAsia"/><w:lang w:eastAsia="zh-CN"/></w:rPr><w:t xml:space="preserve">3. </w:t></w:r><w:r><w:t>代码目录结构</w:t></w:r><w:bookmarkEnd w:id="5"/></w:p><w:p><w:pPr><w:pStyle w:val="11"/><w:rPr><w:rFonts w:ascii="Times New Roman" w:hAnsi="Times New Roman" w:eastAsia="宋体" w:cs="Times New Roman"/><w:sz w:val="24"/><w:szCs w:val="24"/></w:rPr></w:pPr><w:r><w:rPr><w:rFonts w:ascii="Times New Roman" w:hAnsi="Times New Roman" w:eastAsia="宋体" w:cs="Times New Roman"/><w:sz w:val="24"/><w:szCs w:val="24"/></w:rPr><w:t>项目仓库根目录为 `MetaBCIWebGame/`，其下主要文件及目录如下：</w:t></w:r></w:p><w:p><w:pPr><w:rPr><w:rFonts w:hint="eastAsia"/></w:rPr></w:pPr></w:p><w:p><w:pPr><w:rPr><w:rFonts w:hint="eastAsia"/></w:rPr></w:pPr><w:r><w:rPr><w:rFonts w:hint="eastAsia"/></w:rPr><w:t>MetaBCIWebGame/</w:t></w:r></w:p><w:p><w:pPr><w:rPr><w:rFonts w:hint="eastAsia"/></w:rPr></w:pPr><w:r><w:rPr><w:rFonts w:hint="eastAsia"/></w:rPr><w:t>├── main.py                            WebSocket服务器启动入口</w:t></w:r></w:p><w:p><w:pPr><w:pStyle w:val="11"/><w:ind w:left="0" w:leftChars="0" w:firstLine="0" w:firstLineChars="0"/><w:rPr><w:rFonts w:ascii="Times New Roman" w:hAnsi="Times New Roman" w:eastAsia="宋体" w:cs="Times New Roman"/><w:sz w:val="24"/><w:szCs w:val="24"/></w:rPr></w:pPr><w:r><w:rPr><w:rFonts w:ascii="Times New Roman" w:hAnsi="Times New Roman" w:eastAsia="宋体" w:cs="Times New Roman"/><w:sz w:val="24"/><w:szCs w:val="24"/></w:rPr><w:t>├── websocket_server.py               WebSocket服务端（从 metabci.brainda/brainflow 导入核心模块）</w:t></w:r></w:p><w:p><w:pPr><w:pStyle w:val="11"/><w:ind w:left="0" w:leftChars="0" w:firstLine="0" w:firstLineChars="0"/><w:rPr><w:rFonts w:ascii="Times New Roman" w:hAnsi="Times New Roman" w:eastAsia="宋体" w:cs="Times New Roman"/><w:sz w:val="24"/><w:szCs w:val="24"/></w:rPr></w:pPr><w:r><w:rPr><w:rFonts w:ascii="Times New Roman" w:hAnsi="Times New Roman" w:eastAsia="宋体" w:cs="Times New Roman"/><w:sz w:val="24"/><w:szCs w:val="24"/></w:rPr><w:t>├── （growing_window_decoder 已从本地删除（代码仅存在于 MetaBCI 框架中））</w:t></w:r></w:p><w:p><w:pPr><w:rPr><w:rFonts w:hint="eastAsia"/></w:rPr></w:pPr><w:r><w:rPr><w:rFonts w:hint="eastAsia"/></w:rPr><w:t xml:space="preserve">├── （advanced_voter 已移入 MetaBCI，见下方集成结构）                  </w:t></w:r><w:r><w:rPr><w:rFonts w:hint="eastAsia"/><w:lang w:val="en-US" w:eastAsia="zh-CN"/></w:rPr><w:t xml:space="preserve">  </w:t></w:r><w:r><w:rPr><w:rFonts w:hint="eastAsia"/></w:rPr><w:t>自适应投票器</w:t></w:r></w:p><w:p><w:pPr><w:pStyle w:val="11"/><w:ind w:left="0" w:leftChars="0" w:firstLine="0" w:firstLineChars="0"/><w:rPr><w:rFonts w:ascii="Times New Roman" w:hAnsi="Times New Roman" w:eastAsia="宋体" w:cs="Times New Roman"/><w:sz w:val="24"/><w:szCs w:val="24"/></w:rPr></w:pPr><w:r><w:rPr><w:rFonts w:ascii="Times New Roman" w:hAnsi="Times New Roman" w:eastAsia="宋体" w:cs="Times New Roman"/><w:sz w:val="24"/><w:szCs w:val="24"/></w:rPr><w:t>├── （online_decode 已删除）                  在线解码器（兼容旧版，实际使用 MetaBCI 版本）</w:t></w:r></w:p><w:p><w:pPr><w:pStyle w:val="11"/><w:ind w:left="0" w:leftChars="0" w:firstLine="0" w:firstLineChars="0"/><w:rPr><w:rFonts w:ascii="Times New Roman" w:hAnsi="Times New Roman" w:eastAsia="宋体" w:cs="Times New Roman"/><w:sz w:val="24"/><w:szCs w:val="24"/></w:rPr></w:pPr><w:r><w:rPr><w:rFonts w:ascii="Times New Roman" w:hAnsi="Times New Roman" w:eastAsia="宋体" w:cs="Times New Roman"/><w:sz w:val="24"/><w:szCs w:val="24"/></w:rPr><w:t xml:space="preserve">├── data_acquisition.py（导入 brainflow.ProcessWorker）                </w:t></w:r><w:r><w:rPr><w:rFonts w:hint="eastAsia" w:cs="Times New Roman"/><w:sz w:val="24"/><w:szCs w:val="24"/><w:lang w:val="en-US" w:eastAsia="zh-CN"/></w:rPr><w:t xml:space="preserve"> </w:t></w:r><w:r><w:rPr><w:rFonts w:ascii="Times New Roman" w:hAnsi="Times New Roman" w:eastAsia="宋体" w:cs="Times New Roman"/><w:sz w:val="24"/><w:szCs w:val="24"/></w:rPr><w:t>EEG采集封装</w:t></w:r></w:p><w:p><w:pPr><w:pStyle w:val="11"/><w:ind w:left="0" w:leftChars="0" w:firstLine="0" w:firstLineChars="0"/><w:rPr><w:rFonts w:ascii="Times New Roman" w:hAnsi="Times New Roman" w:eastAsia="宋体" w:cs="Times New Roman"/><w:sz w:val="24"/><w:szCs w:val="24"/></w:rPr></w:pPr><w:r><w:rPr><w:rFonts w:ascii="Times New Roman" w:hAnsi="Times New Roman" w:eastAsia="宋体" w:cs="Times New Roman"/><w:sz w:val="24"/><w:szCs w:val="24"/></w:rPr><w:t>├── neuracle_api.py                    Neuracle数据转发API</w:t></w:r></w:p><w:p><w:pPr><w:pStyle w:val="11"/><w:ind w:left="0" w:leftChars="0" w:firstLine="0" w:firstLineChars="0"/><w:rPr><w:rFonts w:ascii="Times New Roman" w:hAnsi="Times New Roman" w:eastAsia="宋体" w:cs="Times New Roman"/><w:sz w:val="24"/><w:szCs w:val="24"/></w:rPr></w:pPr><w:r><w:rPr><w:rFonts w:ascii="Times New Roman" w:hAnsi="Times New Roman" w:eastAsia="宋体" w:cs="Times New Roman"/><w:sz w:val="24"/><w:szCs w:val="24"/></w:rPr><w:t>├── run_ssvep_experiment.py            PsychoPy离线采集程序</w:t></w:r></w:p><w:p><w:pPr><w:pStyle w:val="11"/><w:ind w:left="0" w:leftChars="0" w:firstLine="0" w:firstLineChars="0"/><w:rPr><w:rFonts w:ascii="Times New Roman" w:hAnsi="Times New Roman" w:eastAsia="宋体" w:cs="Times New Roman"/><w:sz w:val="24"/><w:szCs w:val="24"/></w:rPr></w:pPr><w:r><w:rPr><w:rFonts w:ascii="Times New Roman" w:hAnsi="Times New Roman" w:eastAsia="宋体" w:cs="Times New Roman"/><w:sz w:val="24"/><w:szCs w:val="24"/></w:rPr><w:t xml:space="preserve">├── extract_with_hw_trigger.py         </w:t></w:r><w:r><w:rPr><w:rFonts w:hint="eastAsia" w:cs="Times New Roman"/><w:sz w:val="24"/><w:szCs w:val="24"/><w:lang w:val="en-US" w:eastAsia="zh-CN"/></w:rPr><w:t xml:space="preserve"> </w:t></w:r><w:r><w:rPr><w:rFonts w:ascii="Times New Roman" w:hAnsi="Times New Roman" w:eastAsia="宋体" w:cs="Times New Roman"/><w:sz w:val="24"/><w:szCs w:val="24"/></w:rPr><w:t>硬件触发数据分割工具</w:t></w:r></w:p><w:p><w:pPr><w:pStyle w:val="11"/><w:ind w:left="0" w:leftChars="0" w:firstLine="0" w:firstLineChars="0"/><w:rPr><w:rFonts w:ascii="Times New Roman" w:hAnsi="Times New Roman" w:eastAsia="宋体" w:cs="Times New Roman"/><w:sz w:val="24"/><w:szCs w:val="24"/></w:rPr></w:pPr><w:r><w:rPr><w:rFonts w:ascii="Times New Roman" w:hAnsi="Times New Roman" w:eastAsia="宋体" w:cs="Times New Roman"/><w:sz w:val="24"/><w:szCs w:val="24"/></w:rPr><w:t>├── train_self_model.py                单模型训练脚本</w:t></w:r></w:p><w:p><w:pPr><w:pStyle w:val="11"/><w:ind w:left="0" w:leftChars="0" w:firstLine="0" w:firstLineChars="0"/><w:rPr><w:rFonts w:ascii="Times New Roman" w:hAnsi="Times New Roman" w:eastAsia="宋体" w:cs="Times New Roman"/><w:sz w:val="24"/><w:szCs w:val="24"/></w:rPr></w:pPr><w:r><w:rPr><w:rFonts w:ascii="Times New Roman" w:hAnsi="Times New Roman" w:eastAsia="宋体" w:cs="Times New Roman"/><w:sz w:val="24"/><w:szCs w:val="24"/></w:rPr><w:t>├── train_growing_window_models.py    多窗口长度模型训练</w:t></w:r></w:p><w:p><w:pPr><w:pStyle w:val="11"/><w:ind w:left="0" w:leftChars="0" w:firstLine="0" w:firstLineChars="0"/><w:rPr><w:rFonts w:ascii="Times New Roman" w:hAnsi="Times New Roman" w:eastAsia="宋体" w:cs="Times New Roman"/><w:sz w:val="24"/><w:szCs w:val="24"/></w:rPr></w:pPr><w:r><w:rPr><w:rFonts w:ascii="Times New Roman" w:hAnsi="Times New Roman" w:eastAsia="宋体" w:cs="Times New Roman"/><w:sz w:val="24"/><w:szCs w:val="24"/></w:rPr><w:t>├── eval_growing_window.py            阈值搜索与性能评估</w:t></w:r></w:p><w:p><w:pPr><w:pStyle w:val="11"/><w:ind w:left="0" w:leftChars="0" w:firstLine="0" w:firstLineChars="0"/><w:rPr><w:rFonts w:ascii="Times New Roman" w:hAnsi="Times New Roman" w:eastAsia="宋体" w:cs="Times New Roman"/><w:sz w:val="24"/><w:szCs w:val="24"/></w:rPr></w:pPr><w:r><w:rPr><w:rFonts w:ascii="Times New Roman" w:hAnsi="Times New Roman" w:eastAsia="宋体" w:cs="Times New Roman"/><w:sz w:val="24"/><w:szCs w:val="24"/></w:rPr><w:t xml:space="preserve">├── validate_threshold_robustness.py   </w:t></w:r><w:r><w:rPr><w:rFonts w:hint="eastAsia" w:cs="Times New Roman"/><w:sz w:val="24"/><w:szCs w:val="24"/><w:lang w:val="en-US" w:eastAsia="zh-CN"/></w:rPr><w:t xml:space="preserve">   </w:t></w:r><w:r><w:rPr><w:rFonts w:ascii="Times New Roman" w:hAnsi="Times New Roman" w:eastAsia="宋体" w:cs="Times New Roman"/><w:sz w:val="24"/><w:szCs w:val="24"/></w:rPr><w:t>参数鲁棒性验证</w:t></w:r></w:p><w:p><w:pPr><w:pStyle w:val="11"/><w:ind w:left="0" w:leftChars="0" w:firstLine="0" w:firstLineChars="0"/><w:rPr><w:rFonts w:ascii="Times New Roman" w:hAnsi="Times New Roman" w:eastAsia="宋体" w:cs="Times New Roman"/><w:sz w:val="24"/><w:szCs w:val="24"/></w:rPr></w:pPr><w:r><w:rPr><w:rFonts w:ascii="Times New Roman" w:hAnsi="Times New Roman" w:eastAsia="宋体" w:cs="Times New Roman"/><w:sz w:val="24"/><w:szCs w:val="24"/></w:rPr><w:t xml:space="preserve">├── eval_offset_tolerance.py           </w:t></w:r><w:r><w:rPr><w:rFonts w:hint="eastAsia" w:cs="Times New Roman"/><w:sz w:val="24"/><w:szCs w:val="24"/><w:lang w:val="en-US" w:eastAsia="zh-CN"/></w:rPr><w:t xml:space="preserve">  </w:t></w:r><w:r><w:rPr><w:rFonts w:ascii="Times New Roman" w:hAnsi="Times New Roman" w:eastAsia="宋体" w:cs="Times New Roman"/><w:sz w:val="24"/><w:szCs w:val="24"/></w:rPr><w:t>时间偏移容忍度测试</w:t></w:r></w:p><w:p><w:pPr><w:rPr><w:rFonts w:hint="eastAsia"/></w:rPr></w:pPr><w:r><w:rPr><w:rFonts w:hint="eastAsia"/></w:rPr><w:t xml:space="preserve">├── fbcca_eigh.py                      </w:t></w:r><w:r><w:rPr><w:rFonts w:hint="eastAsia"/><w:lang w:val="en-US" w:eastAsia="zh-CN"/></w:rPr><w:t xml:space="preserve">  </w:t></w:r><w:r><w:rPr><w:rFonts w:hint="eastAsia"/></w:rPr><w:t>CCA与滤波器组工具</w:t></w:r></w:p><w:p><w:pPr><w:rPr><w:rFonts w:hint="eastAsia"/></w:rPr></w:pPr><w:r><w:rPr><w:rFonts w:hint="eastAsia"/></w:rPr><w:t xml:space="preserve">├── config.py                          </w:t></w:r><w:r><w:rPr><w:rFonts w:hint="eastAsia"/><w:lang w:val="en-US" w:eastAsia="zh-CN"/></w:rPr><w:t xml:space="preserve">  </w:t></w:r><w:r><w:rPr><w:rFonts w:hint="eastAsia"/></w:rPr><w:t>系统配置文件</w:t></w:r></w:p><w:p><w:pPr><w:pStyle w:val="11"/><w:ind w:left="0" w:leftChars="0" w:firstLine="0" w:firstLineChars="0"/><w:rPr><w:rFonts w:ascii="Times New Roman" w:hAnsi="Times New Roman" w:eastAsia="宋体" w:cs="Times New Roman"/><w:sz w:val="24"/><w:szCs w:val="24"/></w:rPr></w:pPr><w:r><w:rPr><w:rFonts w:ascii="Times New Roman" w:hAnsi="Times New Roman" w:eastAsia="宋体" w:cs="Times New Roman"/><w:sz w:val="24"/><w:szCs w:val="24"/></w:rPr><w:t>├── static/</w:t></w:r></w:p><w:p><w:pPr><w:rPr><w:rFonts w:hint="eastAsia"/></w:rPr></w:pPr><w:r><w:rPr><w:rFonts w:hint="eastAsia"/></w:rPr><w:t xml:space="preserve">│   ├── index.html                     </w:t></w:r><w:r><w:rPr><w:rFonts w:hint="eastAsia"/><w:lang w:val="en-US" w:eastAsia="zh-CN"/></w:rPr><w:t xml:space="preserve"> </w:t></w:r><w:r><w:rPr><w:rFonts w:hint="eastAsia"/></w:rPr><w:t>前端主页面</w:t></w:r><w:bookmarkStart w:id="15" w:name="_GoBack"/><w:bookmarkEnd w:id="15"/></w:p><w:p><w:pPr><w:rPr><w:rFonts w:hint="eastAsia"/></w:rPr></w:pPr><w:r><w:rPr><w:rFonts w:hint="eastAsia"/></w:rPr><w:t xml:space="preserve">│   ├── game.js                        </w:t></w:r><w:r><w:rPr><w:rFonts w:hint="eastAsia"/><w:lang w:val="en-US" w:eastAsia="zh-CN"/></w:rPr><w:t xml:space="preserve"> </w:t></w:r><w:r><w:rPr><w:rFonts w:hint="eastAsia"/></w:rPr><w:t>前端游戏逻辑</w:t></w:r></w:p><w:p><w:pPr><w:rPr><w:rFonts w:hint="eastAsia"/></w:rPr></w:pPr><w:r><w:rPr><w:rFonts w:hint="eastAsia"/></w:rPr><w:t xml:space="preserve">│   └── style.css                      </w:t></w:r><w:r><w:rPr><w:rFonts w:hint="eastAsia"/><w:lang w:val="en-US" w:eastAsia="zh-CN"/></w:rPr><w:t xml:space="preserve">  </w:t></w:r><w:r><w:rPr><w:rFonts w:hint="eastAsia"/></w:rPr><w:t>前端样式</w:t></w:r></w:p><w:p><w:pPr><w:rPr><w:rFonts w:hint="eastAsia"/></w:rPr></w:pPr><w:r><w:rPr><w:rFonts w:hint="eastAsia"/></w:rPr><w:t xml:space="preserve">├── data_self/                         </w:t></w:r><w:r><w:rPr><w:rFonts w:hint="eastAsia"/><w:lang w:val="en-US" w:eastAsia="zh-CN"/></w:rPr><w:t xml:space="preserve">  </w:t></w:r><w:r><w:rPr><w:rFonts w:hint="eastAsia"/></w:rPr><w:t>训练数据（.npy文件）</w:t></w:r></w:p><w:p><w:pPr><w:rPr><w:rFonts w:hint="eastAsia"/></w:rPr></w:pPr><w:r><w:rPr><w:rFonts w:hint="eastAsia"/></w:rPr><w:t>│   ├── 1/                             方向1（上）的试次</w:t></w:r></w:p><w:p><w:pPr><w:rPr><w:rFonts w:hint="eastAsia"/></w:rPr></w:pPr><w:r><w:rPr><w:rFonts w:hint="eastAsia"/></w:rPr><w:t>│   ├── 2/                             方向2（下）</w:t></w:r></w:p><w:p><w:pPr><w:rPr><w:rFonts w:hint="eastAsia"/></w:rPr></w:pPr><w:r><w:rPr><w:rFonts w:hint="eastAsia"/></w:rPr><w:t>│   ├── 3/                             方向3（左）</w:t></w:r></w:p><w:p><w:pPr><w:rPr><w:rFonts w:hint="eastAsia"/></w:rPr></w:pPr><w:r><w:rPr><w:rFonts w:hint="eastAsia"/></w:rPr><w:t>│   └── 4/                             方向4（右）</w:t></w:r></w:p><w:p><w:pPr><w:pStyle w:val="11"/><w:ind w:left="0" w:leftChars="0" w:firstLine="0" w:firstLineChars="0"/><w:rPr><w:rFonts w:ascii="Times New Roman" w:hAnsi="Times New Roman" w:eastAsia="宋体" w:cs="Times New Roman"/><w:sz w:val="24"/><w:szCs w:val="24"/></w:rPr></w:pPr><w:r><w:rPr><w:rFonts w:ascii="Times New Roman" w:hAnsi="Times New Roman" w:eastAsia="宋体" w:cs="Times New Roman"/><w:sz w:val="24"/><w:szCs w:val="24"/></w:rPr><w:t xml:space="preserve">├── data_self_test/                    </w:t></w:r><w:r><w:rPr><w:rFonts w:hint="eastAsia" w:cs="Times New Roman"/><w:sz w:val="24"/><w:szCs w:val="24"/><w:lang w:val="en-US" w:eastAsia="zh-CN"/></w:rPr><w:t xml:space="preserve"> </w:t></w:r><w:r><w:rPr><w:rFonts w:ascii="Times New Roman" w:hAnsi="Times New Roman" w:eastAsia="宋体" w:cs="Times New Roman"/><w:sz w:val="24"/><w:szCs w:val="24"/></w:rPr><w:t>测试数据（用于离线演示）</w:t></w:r></w:p><w:p><w:pPr><w:rPr><w:rFonts w:hint="eastAsia"/></w:rPr></w:pPr><w:r><w:rPr><w:rFonts w:hint="eastAsia"/></w:rPr><w:t>│   ├── 1/                             与 data_self 结构相同</w:t></w:r></w:p><w:p><w:pPr><w:pStyle w:val="11"/><w:ind w:left="0" w:leftChars="0" w:firstLine="0" w:firstLineChars="0"/><w:rPr><w:rFonts w:ascii="Times New Roman" w:hAnsi="Times New Roman" w:eastAsia="宋体" w:cs="Times New Roman"/><w:sz w:val="24"/><w:szCs w:val="24"/></w:rPr></w:pPr><w:r><w:rPr><w:rFonts w:ascii="Times New Roman" w:hAnsi="Times New Roman" w:eastAsia="宋体" w:cs="Times New Roman"/><w:sz w:val="24"/><w:szCs w:val="24"/></w:rPr><w:t>│   ├── 2/</w:t></w:r></w:p><w:p><w:pPr><w:pStyle w:val="11"/><w:ind w:left="0" w:leftChars="0" w:firstLine="0" w:firstLineChars="0"/><w:rPr><w:rFonts w:ascii="Times New Roman" w:hAnsi="Times New Roman" w:eastAsia="宋体" w:cs="Times New Roman"/><w:sz w:val="24"/><w:szCs w:val="24"/></w:rPr></w:pPr><w:r><w:rPr><w:rFonts w:ascii="Times New Roman" w:hAnsi="Times New Roman" w:eastAsia="宋体" w:cs="Times New Roman"/><w:sz w:val="24"/><w:szCs w:val="24"/></w:rPr><w:t>│   ├── 3/</w:t></w:r></w:p><w:p><w:pPr><w:pStyle w:val="11"/><w:ind w:left="0" w:leftChars="0" w:firstLine="0" w:firstLineChars="0"/><w:rPr><w:rFonts w:ascii="Times New Roman" w:hAnsi="Times New Roman" w:eastAsia="宋体" w:cs="Times New Roman"/><w:sz w:val="24"/><w:szCs w:val="24"/></w:rPr></w:pPr><w:r><w:rPr><w:rFonts w:ascii="Times New Roman" w:hAnsi="Times New Roman" w:eastAsia="宋体" w:cs="Times New Roman"/><w:sz w:val="24"/><w:szCs w:val="24"/></w:rPr><w:t>│   └── 4/</w:t></w:r></w:p><w:p w14:paraId="T1"><w:pPr><w:pStyle w:val="2"/><w:keepNext/><w:numPr><w:numId w:val="0"/></w:numPr><w:ind w:leftChars="0"/><w:rPr><w:rFonts w:hint="eastAsia"/></w:rPr></w:pPr><w:r><w:rPr><w:rFonts w:hint="eastAsia"/><w:b/></w:rPr><w:t>MetaBCI 框架集成结构</w:t></w:r></w:p><w:p w14:paraId="I1"><w:pPr><w:rPr><w:rFonts w:hint="eastAsia"/></w:rPr></w:pPr><w:r><w:rPr><w:rFonts w:hint="eastAsia"/></w:rPr><w:t>以下核心模块的代码仅存在于 MetaBCI 框架中（已从 MetaBCIWebGame 移除本地副本），评审时可通过标准 import 路径调用：</w:t></w:r></w:p><w:p w14:paraId="D1"><w:pPr><w:rPr><w:rFonts w:hint="eastAsia"/></w:rPr></w:pPr><w:r><w:rPr><w:rFonts w:hint="eastAsia"/><w:b/></w:rPr><w:t>metabci/brainda/algorithms/decomposition/</w:t></w:r></w:p><w:p w14:paraId="D1A"><w:pPr><w:ind w:left="240"/><w:rPr><w:rFonts w:hint="eastAsia"/></w:rPr></w:pPr><w:r><w:rPr><w:rFonts w:hint="eastAsia"/></w:rPr><w:t>├── growing_window.py          GrowingWindowDecoder（动态停止+在线EMA去均值+自适应阈值+环缓冲优化）</w:t></w:r></w:p><w:p w14:paraId="D1B"><w:pPr><w:ind w:left="240"/><w:rPr><w:rFonts w:hint="eastAsia"/></w:rPr></w:pPr><w:r><w:rPr><w:rFonts w:hint="eastAsia"/></w:rPr><w:t>├── （已移入 metabci/brainda）          AdvancedVoter（指数衰减+连续确认+锁定）</w:t></w:r></w:p><w:p w14:paraId="D1C"><w:pPr><w:ind w:left="240"/><w:rPr><w:rFonts w:hint="eastAsia"/></w:rPr></w:pPr><w:r><w:rPr><w:rFonts w:hint="eastAsia"/></w:rPr><w:t>└── __init__.py                已注册导出至 brainda 包</w:t></w:r></w:p><w:p w14:paraId="D2"><w:pPr><w:rPr><w:rFonts w:hint="eastAsia"/></w:rPr></w:pPr><w:r><w:rPr><w:rFonts w:hint="eastAsia"/><w:b/></w:rPr><w:t>metabci/brainda/datasets/</w:t></w:r></w:p><w:p w14:paraId="D2A"><w:pPr><w:ind w:left="240"/><w:rPr><w:rFonts w:hint="eastAsia"/></w:rPr></w:pPr><w:r><w:rPr><w:rFonts w:hint="eastAsia"/></w:rPr><w:t>└── ssvep_self.py              SelfSSVEP（BaseDataset协议+多被试扫描+MNE导出）</w:t></w:r></w:p><w:p w14:paraId="D3"><w:pPr><w:rPr><w:rFonts w:hint="eastAsia"/></w:rPr></w:pPr><w:r><w:rPr><w:rFonts w:hint="eastAsia"/><w:b/></w:rPr><w:t>metabci/brainflow/</w:t></w:r></w:p><w:p w14:paraId="D3A"><w:pPr><w:ind w:left="240"/><w:rPr><w:rFonts w:hint="eastAsia"/></w:rPr></w:pPr><w:r><w:rPr><w:rFonts w:hint="eastAsia"/></w:rPr><w:t>├── online.py                  ContinuousStreamingEngine（异步在线流解码引擎）</w:t></w:r></w:p><w:p w14:paraId="D3B"><w:pPr><w:ind w:left="240"/><w:rPr><w:rFonts w:hint="eastAsia"/></w:rPr></w:pPr><w:r><w:rPr><w:rFonts w:hint="eastAsia"/></w:rPr><w:t>├── ssvep_worker.py            SSVEPWorker（继承 ProcessWorker，在线解码）</w:t></w:r></w:p></w:p><w:p w14:paraId="BS01"><w:pPr><w:rPr><w:rFonts w:hint="eastAsia"/><w:b/></w:rPr></w:pPr><w:r><w:rPr><w:rFonts w:hint="eastAsia"/><w:b/></w:rPr><w:t>metabci/brainstim/（实验范式集成）</w:t></w:r></w:p><w:p w14:paraId="BS02"><w:pPr><w:ind w:left="240"/><w:rPr><w:rFonts w:hint="eastAsia"/></w:rPr></w:pPr><w:r><w:rPr><w:rFonts w:hint="eastAsia"/></w:rPr><w:t>run_ssvep_experiment.py 导入 SSVEP + Experiment + NeuraclePort（=3个功能）</w:t></w:r></w:p><w:p w14:paraId="BS03"><w:pPr><w:p w14:paraId="D3C"><w:pPr><w:ind w:left="240"/><w:rPr><w:rFonts w:hint="eastAsia"/></w:rPr></w:pPr><w:r><w:rPr><w:rFonts w:hint="eastAsia"/></w:rPr><w:t>└── __init__.py                已注册导出（含 ProcessWorker 重导出）</w:t></w:r></w:p><w:p w14:paraId="I2"><w:pPr><w:rPr><w:rFonts w:hint="eastAsia"/></w:rPr></w:pPr><w:r><w:rPr><w:rFonts w:hint="eastAsia"/><w:b/></w:rPr><w:t>MetaBCIWebGame 中的导入方式：</w:t></w:r></w:p><w:p w14:paraId="I2A"><w:pPr><w:ind w:left="240"/><w:rPr><w:rFonts w:hint="eastAsia"/></w:rPr></w:pPr><w:r><w:rPr><w:rFonts w:hint="eastAsia"/></w:rPr><w:rPr><w:rFonts w:hint="eastAsia"/><w:shd w:fill="F0F0F0"/></w:rPr><w:t>from metabci.brainda.algorithms.decomposition import GrowingWindowDecoder, AdvancedVoter</w:t></w:r></w:p><w:p w14:paraId="I2B"><w:pPr><w:ind w:left="240"/><w:rPr><w:rFonts w:hint="eastAsia"/></w:rPr></w:pPr><w:r><w:rPr><w:rFonts w:hint="eastAsia"/></w:rPr><w:rPr><w:rFonts w:hint="eastAsia"/><w:shd w:fill="F0F0F0"/></w:rPr><w:t>from metabci.brainda.datasets import SelfSSVEP</w:t></w:r></w:p><w:p w14:paraId="I2C"><w:pPr><w:ind w:left="240"/><w:rPr><w:rFonts w:hint="eastAsia"/></w:rPr></w:pPr><w:r><w:rPr><w:rFonts w:hint="eastAsia"/></w:rPr><w:rPr><w:rFonts w:hint="eastAsia"/><w:shd w:fill="F0F0F0"/></w:rPr><w:t>from metabci.brainflow import ProcessWorker, ContinuousStreamingEngine, SSVEPWorker</w:t></w:r></w:p></w:p><w:p w14:paraId="WG01"><w:pPr><w:rPr><w:rFonts w:hint="eastAsia"/><w:b/></w:rPr></w:pPr><w:r><w:rPr><w:rFonts w:hint="eastAsia"/><w:b/></w:rPr><w:t>metabci/webgame/（前端静态资源）</w:t></w:r></w:p><w:p w14:paraId="WG02"><w:pPr><w:ind w:left="240"/><w:rPr><w:rFonts w:hint="eastAsia"/></w:rPr></w:pPr><w:r><w:rPr><w:rFonts w:hint="eastAsia"/></w:rPr><w:t>└── static/（index.html + game.js + style.css）</w:t></w:r></w:p><w:p w14:paraId="WG03"><w:pPr><w:sectPr><w:pgSz w:w="11906" w:h="16838"/><w:pgMar w:top="1440" w:right="1800" w:bottom="1440" w:left="1800" w:header="851" w:footer="992" w:gutter="0"/><w:cols w:space="425" w:num="1"/><w:docGrid w:type="lines" w:linePitch="312" w:charSpace="0"/></w:sectPr></w:body></w:document>
+pip install torch>=1.7.1 mne>=0.21 mat73 pandas h5py</w:t></w:r></w:p><w:p><w:pPr><w:pStyle w:val="2"/><w:keepNext/><w:numPr><w:numId w:val="0"/></w:numPr><w:ind w:leftChars="0"/><w:rPr><w:b w:val="0"/><w:bdr w:val="none" w:sz="0" w:space="0"/></w:rPr></w:pPr><w:bookmarkStart w:id="5" w:name="_Toc13851"/><w:r><w:rPr><w:rFonts w:hint="eastAsia"/><w:lang w:eastAsia="zh-CN"/></w:rPr><w:t xml:space="preserve">3. </w:t></w:r><w:r><w:t>代码目录结构</w:t></w:r><w:bookmarkEnd w:id="5"/></w:p><w:p><w:pPr><w:pStyle w:val="11"/><w:rPr><w:rFonts w:ascii="Times New Roman" w:hAnsi="Times New Roman" w:eastAsia="宋体" w:cs="Times New Roman"/><w:sz w:val="24"/><w:szCs w:val="24"/></w:rPr></w:pPr><w:r><w:rPr><w:rFonts w:ascii="Times New Roman" w:hAnsi="Times New Roman" w:eastAsia="宋体" w:cs="Times New Roman"/><w:sz w:val="24"/><w:szCs w:val="24"/></w:rPr><w:t>项目仓库根目录为 `MetaBCIWebGame/`，其下主要文件及目录如下：</w:t></w:r></w:p><w:p><w:pPr><w:rPr><w:rFonts w:hint="eastAsia"/></w:rPr></w:pPr></w:p><w:p><w:pPr><w:rPr><w:rFonts w:hint="eastAsia"/></w:rPr></w:pPr><w:r><w:rPr><w:rFonts w:hint="eastAsia"/></w:rPr><w:t>MetaBCIWebGame/</w:t></w:r></w:p><w:p><w:pPr><w:rPr><w:rFonts w:hint="eastAsia"/></w:rPr></w:pPr><w:r><w:rPr><w:rFonts w:hint="eastAsia"/></w:rPr><w:t>├── main.py                            WebSocket服务器启动入口</w:t></w:r></w:p><w:p><w:pPr><w:pStyle w:val="11"/><w:ind w:left="0" w:leftChars="0" w:firstLine="0" w:firstLineChars="0"/><w:rPr><w:rFonts w:ascii="Times New Roman" w:hAnsi="Times New Roman" w:eastAsia="宋体" w:cs="Times New Roman"/><w:sz w:val="24"/><w:szCs w:val="24"/></w:rPr></w:pPr><w:r><w:rPr><w:rFonts w:ascii="Times New Roman" w:hAnsi="Times New Roman" w:eastAsia="宋体" w:cs="Times New Roman"/><w:sz w:val="24"/><w:szCs w:val="24"/></w:rPr><w:t>├── websocket_server.py               WebSocket服务端（从 metabci.brainda/brainflow 导入核心模块）</w:t></w:r></w:p><w:p><w:pPr><w:pStyle w:val="11"/><w:ind w:left="0" w:leftChars="0" w:firstLine="0" w:firstLineChars="0"/><w:rPr><w:rFonts w:ascii="Times New Roman" w:hAnsi="Times New Roman" w:eastAsia="宋体" w:cs="Times New Roman"/><w:sz w:val="24"/><w:szCs w:val="24"/></w:rPr></w:pPr><w:r><w:rPr><w:rFonts w:ascii="Times New Roman" w:hAnsi="Times New Roman" w:eastAsia="宋体" w:cs="Times New Roman"/><w:sz w:val="24"/><w:szCs w:val="24"/></w:rPr><w:t>├── （growing_window_decoder 已从本地删除（代码仅存在于 MetaBCI 框架中））</w:t></w:r></w:p><w:p><w:pPr><w:rPr><w:rFonts w:hint="eastAsia"/></w:rPr></w:pPr><w:r><w:rPr><w:rFonts w:hint="eastAsia"/></w:rPr><w:t xml:space="preserve">├── （advanced_voter 已移入 MetaBCI，见下方集成结构）                  </w:t></w:r><w:r><w:rPr><w:rFonts w:hint="eastAsia"/><w:lang w:val="en-US" w:eastAsia="zh-CN"/></w:rPr><w:t xml:space="preserve">  </w:t></w:r><w:r><w:rPr><w:rFonts w:hint="eastAsia"/></w:rPr><w:t>自适应投票器</w:t></w:r></w:p><w:p><w:pPr><w:pStyle w:val="11"/><w:ind w:left="0" w:leftChars="0" w:firstLine="0" w:firstLineChars="0"/><w:rPr><w:rFonts w:ascii="Times New Roman" w:hAnsi="Times New Roman" w:eastAsia="宋体" w:cs="Times New Roman"/><w:sz w:val="24"/><w:szCs w:val="24"/></w:rPr></w:pPr><w:r><w:rPr><w:rFonts w:ascii="Times New Roman" w:hAnsi="Times New Roman" w:eastAsia="宋体" w:cs="Times New Roman"/><w:sz w:val="24"/><w:szCs w:val="24"/></w:rPr><w:t>├── （online_decode 已删除）                  在线解码器（兼容旧版，实际使用 MetaBCI 版本）</w:t></w:r></w:p><w:p><w:pPr><w:pStyle w:val="11"/><w:ind w:left="0" w:leftChars="0" w:firstLine="0" w:firstLineChars="0"/><w:rPr><w:rFonts w:ascii="Times New Roman" w:hAnsi="Times New Roman" w:eastAsia="宋体" w:cs="Times New Roman"/><w:sz w:val="24"/><w:szCs w:val="24"/></w:rPr></w:pPr><w:r><w:rPr><w:rFonts w:ascii="Times New Roman" w:hAnsi="Times New Roman" w:eastAsia="宋体" w:cs="Times New Roman"/><w:sz w:val="24"/><w:szCs w:val="24"/></w:rPr><w:t xml:space="preserve">├── data_acquisition.py（导入 brainflow.ProcessWorker）                </w:t></w:r><w:r><w:rPr><w:rFonts w:hint="eastAsia" w:cs="Times New Roman"/><w:sz w:val="24"/><w:szCs w:val="24"/><w:lang w:val="en-US" w:eastAsia="zh-CN"/></w:rPr><w:t xml:space="preserve"> </w:t></w:r><w:r><w:rPr><w:rFonts w:ascii="Times New Roman" w:hAnsi="Times New Roman" w:eastAsia="宋体" w:cs="Times New Roman"/><w:sz w:val="24"/><w:szCs w:val="24"/></w:rPr><w:t>EEG采集封装</w:t></w:r></w:p><w:p><w:pPr><w:pStyle w:val="11"/><w:ind w:left="0" w:leftChars="0" w:firstLine="0" w:firstLineChars="0"/><w:rPr><w:rFonts w:ascii="Times New Roman" w:hAnsi="Times New Roman" w:eastAsia="宋体" w:cs="Times New Roman"/><w:sz w:val="24"/><w:szCs w:val="24"/></w:rPr></w:pPr><w:r><w:rPr><w:rFonts w:ascii="Times New Roman" w:hAnsi="Times New Roman" w:eastAsia="宋体" w:cs="Times New Roman"/><w:sz w:val="24"/><w:szCs w:val="24"/></w:rPr><w:t>├── neuracle_api.py                    Neuracle数据转发API</w:t></w:r></w:p><w:p><w:pPr><w:pStyle w:val="11"/><w:ind w:left="0" w:leftChars="0" w:firstLine="0" w:firstLineChars="0"/><w:rPr><w:rFonts w:ascii="Times New Roman" w:hAnsi="Times New Roman" w:eastAsia="宋体" w:cs="Times New Roman"/><w:sz w:val="24"/><w:szCs w:val="24"/></w:rPr></w:pPr><w:r><w:rPr><w:rFonts w:ascii="Times New Roman" w:hAnsi="Times New Roman" w:eastAsia="宋体" w:cs="Times New Roman"/><w:sz w:val="24"/><w:szCs w:val="24"/></w:rPr><w:t>├── run_ssvep_experiment.py            PsychoPy离线采集程序</w:t></w:r></w:p><w:p><w:pPr><w:pStyle w:val="11"/><w:ind w:left="0" w:leftChars="0" w:firstLine="0" w:firstLineChars="0"/><w:rPr><w:rFonts w:ascii="Times New Roman" w:hAnsi="Times New Roman" w:eastAsia="宋体" w:cs="Times New Roman"/><w:sz w:val="24"/><w:szCs w:val="24"/></w:rPr></w:pPr><w:r><w:rPr><w:rFonts w:ascii="Times New Roman" w:hAnsi="Times New Roman" w:eastAsia="宋体" w:cs="Times New Roman"/><w:sz w:val="24"/><w:szCs w:val="24"/></w:rPr><w:t xml:space="preserve">├── extract_with_hw_trigger.py         </w:t></w:r><w:r><w:rPr><w:rFonts w:hint="eastAsia" w:cs="Times New Roman"/><w:sz w:val="24"/><w:szCs w:val="24"/><w:lang w:val="en-US" w:eastAsia="zh-CN"/></w:rPr><w:t xml:space="preserve"> </w:t></w:r><w:r><w:rPr><w:rFonts w:ascii="Times New Roman" w:hAnsi="Times New Roman" w:eastAsia="宋体" w:cs="Times New Roman"/><w:sz w:val="24"/><w:szCs w:val="24"/></w:rPr><w:t>硬件触发数据分割工具</w:t></w:r></w:p><w:p><w:pPr><w:pStyle w:val="11"/><w:ind w:left="0" w:leftChars="0" w:firstLine="0" w:firstLineChars="0"/><w:rPr><w:rFonts w:ascii="Times New Roman" w:hAnsi="Times New Roman" w:eastAsia="宋体" w:cs="Times New Roman"/><w:sz w:val="24"/><w:szCs w:val="24"/></w:rPr></w:pPr><w:r><w:rPr><w:rFonts w:ascii="Times New Roman" w:hAnsi="Times New Roman" w:eastAsia="宋体" w:cs="Times New Roman"/><w:sz w:val="24"/><w:szCs w:val="24"/></w:rPr><w:t>├── train_self_model.py                单模型训练脚本</w:t></w:r></w:p><w:p><w:pPr><w:pStyle w:val="11"/><w:ind w:left="0" w:leftChars="0" w:firstLine="0" w:firstLineChars="0"/><w:rPr><w:rFonts w:ascii="Times New Roman" w:hAnsi="Times New Roman" w:eastAsia="宋体" w:cs="Times New Roman"/><w:sz w:val="24"/><w:szCs w:val="24"/></w:rPr></w:pPr><w:r><w:rPr><w:rFonts w:ascii="Times New Roman" w:hAnsi="Times New Roman" w:eastAsia="宋体" w:cs="Times New Roman"/><w:sz w:val="24"/><w:szCs w:val="24"/></w:rPr><w:t>├── train_growing_window_models.py    多窗口长度模型训练</w:t></w:r></w:p><w:p><w:pPr><w:pStyle w:val="11"/><w:ind w:left="0" w:leftChars="0" w:firstLine="0" w:firstLineChars="0"/><w:rPr><w:rFonts w:ascii="Times New Roman" w:hAnsi="Times New Roman" w:eastAsia="宋体" w:cs="Times New Roman"/><w:sz w:val="24"/><w:szCs w:val="24"/></w:rPr></w:pPr><w:r><w:rPr><w:rFonts w:ascii="Times New Roman" w:hAnsi="Times New Roman" w:eastAsia="宋体" w:cs="Times New Roman"/><w:sz w:val="24"/><w:szCs w:val="24"/></w:rPr><w:t>├── eval_growing_window.py            阈值搜索与性能评估</w:t></w:r></w:p><w:p><w:pPr><w:pStyle w:val="11"/><w:ind w:left="0" w:leftChars="0" w:firstLine="0" w:firstLineChars="0"/><w:rPr><w:rFonts w:ascii="Times New Roman" w:hAnsi="Times New Roman" w:eastAsia="宋体" w:cs="Times New Roman"/><w:sz w:val="24"/><w:szCs w:val="24"/></w:rPr></w:pPr><w:r><w:rPr><w:rFonts w:ascii="Times New Roman" w:hAnsi="Times New Roman" w:eastAsia="宋体" w:cs="Times New Roman"/><w:sz w:val="24"/><w:szCs w:val="24"/></w:rPr><w:t xml:space="preserve">├── validate_threshold_robustness.py   </w:t></w:r><w:r><w:rPr><w:rFonts w:hint="eastAsia" w:cs="Times New Roman"/><w:sz w:val="24"/><w:szCs w:val="24"/><w:lang w:val="en-US" w:eastAsia="zh-CN"/></w:rPr><w:t xml:space="preserve">   </w:t></w:r><w:r><w:rPr><w:rFonts w:ascii="Times New Roman" w:hAnsi="Times New Roman" w:eastAsia="宋体" w:cs="Times New Roman"/><w:sz w:val="24"/><w:szCs w:val="24"/></w:rPr><w:t>参数鲁棒性验证</w:t></w:r></w:p><w:p><w:pPr><w:pStyle w:val="11"/><w:ind w:left="0" w:leftChars="0" w:firstLine="0" w:firstLineChars="0"/><w:rPr><w:rFonts w:ascii="Times New Roman" w:hAnsi="Times New Roman" w:eastAsia="宋体" w:cs="Times New Roman"/><w:sz w:val="24"/><w:szCs w:val="24"/></w:rPr></w:pPr><w:r><w:rPr><w:rFonts w:ascii="Times New Roman" w:hAnsi="Times New Roman" w:eastAsia="宋体" w:cs="Times New Roman"/><w:sz w:val="24"/><w:szCs w:val="24"/></w:rPr><w:t xml:space="preserve">├── eval_offset_tolerance.py           </w:t></w:r><w:r><w:rPr><w:rFonts w:hint="eastAsia" w:cs="Times New Roman"/><w:sz w:val="24"/><w:szCs w:val="24"/><w:lang w:val="en-US" w:eastAsia="zh-CN"/></w:rPr><w:t xml:space="preserve">  </w:t></w:r><w:r><w:rPr><w:rFonts w:ascii="Times New Roman" w:hAnsi="Times New Roman" w:eastAsia="宋体" w:cs="Times New Roman"/><w:sz w:val="24"/><w:szCs w:val="24"/></w:rPr><w:t>时间偏移容忍度测试</w:t></w:r></w:p><w:p><w:pPr><w:rPr><w:rFonts w:hint="eastAsia"/></w:rPr></w:pPr><w:r><w:rPr><w:rFonts w:hint="eastAsia"/></w:rPr><w:t xml:space="preserve">├── fbcca_eigh.py                      </w:t></w:r><w:r><w:rPr><w:rFonts w:hint="eastAsia"/><w:lang w:val="en-US" w:eastAsia="zh-CN"/></w:rPr><w:t xml:space="preserve">  </w:t></w:r><w:r><w:rPr><w:rFonts w:hint="eastAsia"/></w:rPr><w:t>CCA与滤波器组工具</w:t></w:r></w:p><w:p><w:pPr><w:rPr><w:rFonts w:hint="eastAsia"/></w:rPr></w:pPr><w:r><w:rPr><w:rFonts w:hint="eastAsia"/></w:rPr><w:t xml:space="preserve">├── config.py                          </w:t></w:r><w:r><w:rPr><w:rFonts w:hint="eastAsia"/><w:lang w:val="en-US" w:eastAsia="zh-CN"/></w:rPr><w:t xml:space="preserve">  </w:t></w:r><w:r><w:rPr><w:rFonts w:hint="eastAsia"/></w:rPr><w:t>系统配置文件</w:t></w:r></w:p><w:p><w:pPr><w:pStyle w:val="11"/><w:ind w:left="0" w:leftChars="0" w:firstLine="0" w:firstLineChars="0"/><w:rPr><w:rFonts w:ascii="Times New Roman" w:hAnsi="Times New Roman" w:eastAsia="宋体" w:cs="Times New Roman"/><w:sz w:val="24"/><w:szCs w:val="24"/></w:rPr></w:pPr><w:r><w:rPr><w:rFonts w:ascii="Times New Roman" w:hAnsi="Times New Roman" w:eastAsia="宋体" w:cs="Times New Roman"/><w:sz w:val="24"/><w:szCs w:val="24"/></w:rPr><w:t>├── static/</w:t></w:r></w:p><w:p><w:pPr><w:rPr><w:rFonts w:hint="eastAsia"/></w:rPr></w:pPr><w:r><w:rPr><w:rFonts w:hint="eastAsia"/></w:rPr><w:t xml:space="preserve">│   ├── index.html                     </w:t></w:r><w:r><w:rPr><w:rFonts w:hint="eastAsia"/><w:lang w:val="en-US" w:eastAsia="zh-CN"/></w:rPr><w:t xml:space="preserve"> </w:t></w:r><w:r><w:rPr><w:rFonts w:hint="eastAsia"/></w:rPr><w:t>前端主页面</w:t></w:r><w:bookmarkStart w:id="15" w:name="_GoBack"/><w:bookmarkEnd w:id="15"/></w:p><w:p><w:pPr><w:rPr><w:rFonts w:hint="eastAsia"/></w:rPr></w:pPr><w:r><w:rPr><w:rFonts w:hint="eastAsia"/></w:rPr><w:t xml:space="preserve">│   ├── game.js                        </w:t></w:r><w:r><w:rPr><w:rFonts w:hint="eastAsia"/><w:lang w:val="en-US" w:eastAsia="zh-CN"/></w:rPr><w:t xml:space="preserve"> </w:t></w:r><w:r><w:rPr><w:rFonts w:hint="eastAsia"/></w:rPr><w:t>前端游戏逻辑</w:t></w:r></w:p><w:p><w:pPr><w:rPr><w:rFonts w:hint="eastAsia"/></w:rPr></w:pPr><w:r><w:rPr><w:rFonts w:hint="eastAsia"/></w:rPr><w:t xml:space="preserve">│   └── style.css                      </w:t></w:r><w:r><w:rPr><w:rFonts w:hint="eastAsia"/><w:lang w:val="en-US" w:eastAsia="zh-CN"/></w:rPr><w:t xml:space="preserve">  </w:t></w:r><w:r><w:rPr><w:rFonts w:hint="eastAsia"/></w:rPr><w:t>前端样式</w:t></w:r></w:p><w:p><w:pPr><w:rPr><w:rFonts w:hint="eastAsia"/></w:rPr></w:pPr><w:r><w:rPr><w:rFonts w:hint="eastAsia"/></w:rPr><w:t xml:space="preserve">├── data_self/                         </w:t></w:r><w:r><w:rPr><w:rFonts w:hint="eastAsia"/><w:lang w:val="en-US" w:eastAsia="zh-CN"/></w:rPr><w:t xml:space="preserve">  </w:t></w:r><w:r><w:rPr><w:rFonts w:hint="eastAsia"/></w:rPr><w:t>训练数据（.npy文件）</w:t></w:r></w:p><w:p><w:pPr><w:rPr><w:rFonts w:hint="eastAsia"/></w:rPr></w:pPr><w:r><w:rPr><w:rFonts w:hint="eastAsia"/></w:rPr><w:t>│   ├── 1/                             方向1（上）的试次</w:t></w:r></w:p><w:p><w:pPr><w:rPr><w:rFonts w:hint="eastAsia"/></w:rPr></w:pPr><w:r><w:rPr><w:rFonts w:hint="eastAsia"/></w:rPr><w:t>│   ├── 2/                             方向2（下）</w:t></w:r></w:p><w:p><w:pPr><w:rPr><w:rFonts w:hint="eastAsia"/></w:rPr></w:pPr><w:r><w:rPr><w:rFonts w:hint="eastAsia"/></w:rPr><w:t>│   ├── 3/                             方向3（左）</w:t></w:r></w:p><w:p><w:pPr><w:rPr><w:rFonts w:hint="eastAsia"/></w:rPr></w:pPr><w:r><w:rPr><w:rFonts w:hint="eastAsia"/></w:rPr><w:t>│   └── 4/                             方向4（右）</w:t></w:r></w:p><w:p><w:pPr><w:pStyle w:val="11"/><w:ind w:left="0" w:leftChars="0" w:firstLine="0" w:firstLineChars="0"/><w:rPr><w:rFonts w:ascii="Times New Roman" w:hAnsi="Times New Roman" w:eastAsia="宋体" w:cs="Times New Roman"/><w:sz w:val="24"/><w:szCs w:val="24"/></w:rPr></w:pPr><w:r><w:rPr><w:rFonts w:ascii="Times New Roman" w:hAnsi="Times New Roman" w:eastAsia="宋体" w:cs="Times New Roman"/><w:sz w:val="24"/><w:szCs w:val="24"/></w:rPr><w:t xml:space="preserve">├── data_self_test/                    </w:t></w:r><w:r><w:rPr><w:rFonts w:hint="eastAsia" w:cs="Times New Roman"/><w:sz w:val="24"/><w:szCs w:val="24"/><w:lang w:val="en-US" w:eastAsia="zh-CN"/></w:rPr><w:t xml:space="preserve"> </w:t></w:r><w:r><w:rPr><w:rFonts w:ascii="Times New Roman" w:hAnsi="Times New Roman" w:eastAsia="宋体" w:cs="Times New Roman"/><w:sz w:val="24"/><w:szCs w:val="24"/></w:rPr><w:t>测试数据（用于离线演示）</w:t></w:r></w:p><w:p><w:pPr><w:rPr><w:rFonts w:hint="eastAsia"/></w:rPr></w:pPr><w:r><w:rPr><w:rFonts w:hint="eastAsia"/></w:rPr><w:t>│   ├── 1/                             与 data_self 结构相同</w:t></w:r></w:p><w:p><w:pPr><w:pStyle w:val="11"/><w:ind w:left="0" w:leftChars="0" w:firstLine="0" w:firstLineChars="0"/><w:rPr><w:rFonts w:ascii="Times New Roman" w:hAnsi="Times New Roman" w:eastAsia="宋体" w:cs="Times New Roman"/><w:sz w:val="24"/><w:szCs w:val="24"/></w:rPr></w:pPr><w:r><w:rPr><w:rFonts w:ascii="Times New Roman" w:hAnsi="Times New Roman" w:eastAsia="宋体" w:cs="Times New Roman"/><w:sz w:val="24"/><w:szCs w:val="24"/></w:rPr><w:t>│   ├── 2/</w:t></w:r></w:p><w:p><w:pPr><w:pStyle w:val="11"/><w:ind w:left="0" w:leftChars="0" w:firstLine="0" w:firstLineChars="0"/><w:rPr><w:rFonts w:ascii="Times New Roman" w:hAnsi="Times New Roman" w:eastAsia="宋体" w:cs="Times New Roman"/><w:sz w:val="24"/><w:szCs w:val="24"/></w:rPr></w:pPr><w:r><w:rPr><w:rFonts w:ascii="Times New Roman" w:hAnsi="Times New Roman" w:eastAsia="宋体" w:cs="Times New Roman"/><w:sz w:val="24"/><w:szCs w:val="24"/></w:rPr><w:t>│   ├── 3/</w:t></w:r></w:p><w:p><w:pPr><w:pStyle w:val="11"/><w:ind w:left="0" w:leftChars="0" w:firstLine="0" w:firstLineChars="0"/><w:rPr><w:rFonts w:ascii="Times New Roman" w:hAnsi="Times New Roman" w:eastAsia="宋体" w:cs="Times New Roman"/><w:sz w:val="24"/><w:szCs w:val="24"/></w:rPr></w:pPr><w:r><w:rPr><w:rFonts w:ascii="Times New Roman" w:hAnsi="Times New Roman" w:eastAsia="宋体" w:cs="Times New Roman"/><w:sz w:val="24"/><w:szCs w:val="24"/></w:rPr><w:t>│   └── 4/</w:t></w:r></w:p><w:p w14:paraId="T1"><w:pPr><w:pStyle w:val="2"/><w:keepNext/><w:numPr><w:numId w:val="0"/></w:numPr><w:ind w:leftChars="0"/><w:rPr><w:rFonts w:hint="eastAsia"/></w:rPr></w:pPr><w:r><w:rPr><w:rFonts w:hint="eastAsia"/><w:b/></w:rPr><w:t>MetaBCI 框架集成结构</w:t></w:r></w:p><w:p w14:paraId="I1"><w:pPr><w:rPr><w:rFonts w:hint="eastAsia"/></w:rPr></w:pPr><w:r><w:rPr><w:rFonts w:hint="eastAsia"/></w:rPr><w:t>以下核心模块的代码仅存在于 MetaBCI 框架中（已从 MetaBCIWebGame 移除本地副本），评审时可通过标准 import 路径调用：</w:t></w:r></w:p><w:p w14:paraId="D1"><w:pPr><w:rPr><w:rFonts w:hint="eastAsia"/></w:rPr></w:pPr><w:r><w:rPr><w:rFonts w:hint="eastAsia"/><w:b/></w:rPr><w:t>metabci/brainda/algorithms/decomposition/</w:t></w:r></w:p><w:p w14:paraId="D1A"><w:pPr><w:ind w:left="240"/><w:rPr><w:rFonts w:hint="eastAsia"/></w:rPr></w:pPr><w:r><w:rPr><w:rFonts w:hint="eastAsia"/></w:rPr><w:t>├── growing_window.py          GrowingWindowDecoder（动态停止+在线EMA去均值+自适应阈值+环缓冲优化）</w:t></w:r></w:p><w:p w14:paraId="D1B"><w:pPr><w:ind w:left="240"/><w:rPr><w:rFonts w:hint="eastAsia"/></w:rPr></w:pPr><w:r><w:rPr><w:rFonts w:hint="eastAsia"/></w:rPr><w:t>├── （已移入 metabci/brainda）          AdvancedVoter（指数衰减+连续确认+锁定）</w:t></w:r></w:p><w:p w14:paraId="D1C"><w:pPr><w:ind w:left="240"/><w:rPr><w:rFonts w:hint="eastAsia"/></w:rPr></w:pPr><w:r><w:rPr><w:rFonts w:hint="eastAsia"/></w:rPr><w:t>└── __init__.py                已注册导出至 brainda 包</w:t></w:r></w:p><w:p w14:paraId="D2"><w:pPr><w:rPr><w:rFonts w:hint="eastAsia"/></w:rPr></w:pPr><w:r><w:rPr><w:rFonts w:hint="eastAsia"/><w:b/></w:rPr><w:t>metabci/brainda/datasets/</w:t></w:r></w:p><w:p w14:paraId="D2A"><w:pPr><w:ind w:left="240"/><w:rPr><w:rFonts w:hint="eastAsia"/></w:rPr></w:pPr><w:r><w:rPr><w:rFonts w:hint="eastAsia"/></w:rPr><w:t>└── ssvep_self.py              SelfSSVEP（BaseDataset协议+8名被试（每被试4类×20试次=80试次）+MNE导出）</w:t></w:r></w:p><w:p w14:paraId="D3"><w:pPr><w:rPr><w:rFonts w:hint="eastAsia"/></w:rPr></w:pPr><w:r><w:rPr><w:rFonts w:hint="eastAsia"/><w:b/></w:rPr><w:t>metabci/brainflow/</w:t></w:r></w:p><w:p w14:paraId="D3A"><w:pPr><w:ind w:left="240"/><w:rPr><w:rFonts w:hint="eastAsia"/></w:rPr></w:pPr><w:r><w:rPr><w:rFonts w:hint="eastAsia"/></w:rPr><w:t>├── online.py                  ContinuousStreamingEngine（异步在线流解码引擎）</w:t></w:r></w:p><w:p w14:paraId="D3B"><w:pPr><w:ind w:left="240"/><w:rPr><w:rFonts w:hint="eastAsia"/></w:rPr></w:pPr><w:r><w:rPr><w:rFonts w:hint="eastAsia"/></w:rPr><w:t>├── ssvep_worker.py            SSVEPWorker（继承 ProcessWorker，在线解码）</w:t></w:r></w:p></w:p><w:p w14:paraId="BS01"><w:pPr><w:rPr><w:rFonts w:hint="eastAsia"/><w:b/></w:rPr></w:pPr><w:r><w:rPr><w:rFonts w:hint="eastAsia"/><w:b/></w:rPr><w:t>metabci/brainstim/（实验范式集成）</w:t></w:r></w:p><w:p w14:paraId="BS02"><w:pPr><w:ind w:left="240"/><w:rPr><w:rFonts w:hint="eastAsia"/></w:rPr></w:pPr><w:r><w:rPr><w:rFonts w:hint="eastAsia"/></w:rPr><w:t>run_ssvep_experiment.py 导入 SSVEP + Experiment + NeuraclePort（=3个功能）</w:t></w:r></w:p><w:p w14:paraId="BS03"><w:pPr><w:p w14:paraId="D3C"><w:pPr><w:ind w:left="240"/><w:rPr><w:rFonts w:hint="eastAsia"/></w:rPr></w:pPr><w:r><w:rPr><w:rFonts w:hint="eastAsia"/></w:rPr><w:t>└── __init__.py                已注册导出（含 ProcessWorker 重导出）</w:t></w:r></w:p><w:p w14:paraId="I2"><w:pPr><w:rPr><w:rFonts w:hint="eastAsia"/></w:rPr></w:pPr><w:r><w:rPr><w:rFonts w:hint="eastAsia"/><w:b/></w:rPr><w:t>MetaBCIWebGame 中的导入方式：</w:t></w:r></w:p><w:p w14:paraId="I2A"><w:pPr><w:ind w:left="240"/><w:rPr><w:rFonts w:hint="eastAsia"/></w:rPr></w:pPr><w:r><w:rPr><w:rFonts w:hint="eastAsia"/></w:rPr><w:rPr><w:rFonts w:hint="eastAsia"/><w:shd w:fill="F0F0F0"/></w:rPr><w:t>from metabci.brainda.algorithms.decomposition import GrowingWindowDecoder, AdvancedVoter</w:t></w:r></w:p><w:p w14:paraId="I2B"><w:pPr><w:ind w:left="240"/><w:rPr><w:rFonts w:hint="eastAsia"/></w:rPr></w:pPr><w:r><w:rPr><w:rFonts w:hint="eastAsia"/></w:rPr><w:rPr><w:rFonts w:hint="eastAsia"/><w:shd w:fill="F0F0F0"/></w:rPr><w:t>from metabci.brainda.datasets import SelfSSVEP</w:t></w:r></w:p><w:p w14:paraId="I2C"><w:pPr><w:ind w:left="240"/><w:rPr><w:rFonts w:hint="eastAsia"/></w:rPr></w:pPr><w:r><w:rPr><w:rFonts w:hint="eastAsia"/></w:rPr><w:rPr><w:rFonts w:hint="eastAsia"/><w:shd w:fill="F0F0F0"/></w:rPr><w:t>from metabci.brainflow import ProcessWorker, ContinuousStreamingEngine, SSVEPWorker</w:t></w:r></w:p></w:p><w:p w14:paraId="WG01"><w:pPr><w:rPr><w:rFonts w:hint="eastAsia"/><w:b/></w:rPr></w:pPr><w:r><w:rPr><w:rFonts w:hint="eastAsia"/><w:b/></w:rPr><w:t>metabci/webgame/（前端静态资源）</w:t></w:r></w:p><w:p w14:paraId="WG02"><w:pPr><w:ind w:left="240"/><w:rPr><w:rFonts w:hint="eastAsia"/></w:rPr></w:pPr><w:r><w:rPr><w:rFonts w:hint="eastAsia"/></w:rPr><w:t>└── static/（index.html + game.js + style.css）</w:t></w:r></w:p><w:p w14:paraId="WG03"><w:pPr><w:sectPr><w:pgSz w:w="11906" w:h="16838"/><w:pgMar w:top="1440" w:right="1800" w:bottom="1440" w:left="1800" w:header="851" w:footer="992" w:gutter="0"/><w:cols w:space="425" w:num="1"/><w:docGrid w:type="lines" w:linePitch="312" w:charSpace="0"/></w:sectPr></w:body></w:document>
 </file>
 
 <file path=word/styles.xml><?xml version="1.0" encoding="utf-8"?>
